--- a/SITI FRUITIES - Phase 3B Setup Guide.docx
+++ b/SITI FRUITIES - Phase 3B Setup Guide.docx
@@ -1,6 +1,12 @@
 
-<file path=word\document.xml>﻿<?xml version="1.0" encoding="UTF-8" standalone="yes"?>
-<w:document xmlns:w="http://schemas.openxmlformats.org/wordprocessingml/2006/main">
+<file path=word\document.xml><?xml version="1.0" encoding="UTF-8" standalone="yes"?>
+<w:document 
+  xmlns:w="http://schemas.openxmlformats.org/wordprocessingml/2006/main" 
+  xmlns:r="http://schemas.openxmlformats.org/officeDocument/2006/relationships"
+  xmlns:o="urn:schemas-microsoft-com:office:office" 
+  xmlns:v="urn:schemas-microsoft-com:vml" 
+  xmlns:w10="urn:schemas-microsoft-com:office:word" 
+  xmlns:ve="http://schemas.openxmlformats.org/markup-compatibility/2006">
   <w:body>
 <w:p><w:pPr><w:pStyle w:val="Title"/></w:pPr><w:r><w:t xml:space="preserve">SITI FRUITIES</w:t></w:r></w:p>
 <w:p><w:pPr><w:pStyle w:val="Subtitle"/></w:pPr><w:r><w:t xml:space="preserve">Phase 3B Complete Backend &amp; Commerce Setup Guide</w:t></w:r></w:p>
@@ -21,7 +27,7 @@
   </w:r>
 </w:p><w:p><w:pPr><w:pStyle w:val="Heading1"/></w:pPr><w:r><w:t xml:space="preserve">QUICK START</w:t></w:r></w:p>
 <w:p><w:r><w:t xml:space="preserve">Follow these steps in order to get SITI FRUITIES fully running on your PC and staging/production databases:</w:t></w:r></w:p>
-<w:p><w:r><w:t xml:space="preserve">1. Create a Supabase Project (see Section 3).</w:t></w:r></w:p>
+<w:p><w:r><w:t xml:space="preserve">1. Open your existing Supabase Project (see Section 3).</w:t></w:r></w:p>
 <w:p><w:r><w:t xml:space="preserve">2. Open Supabase SQL Editor and run SQL Stages 1 through 5 in order (see Section 4).</w:t></w:r></w:p>
 <w:p><w:r><w:t xml:space="preserve">3. Configure Supabase Email Auth (see Section 12).</w:t></w:r></w:p>
 <w:p><w:r><w:t xml:space="preserve">4. Create your Admin user and run the safe role-elevation script (see Sections 13 and 14).</w:t></w:r></w:p>
@@ -43,13 +49,14 @@
 <w:p><w:r><w:t xml:space="preserve">- Paystack Integration: Frontend Paystack Popup with server-side HMAC SHA512 webhook verification and fallback verification.</w:t></w:r></w:p>
 <w:p><w:r><w:t xml:space="preserve">- Order Confirmation &amp; WhatsApp: Human-readable order numbers (SF-YYYYMMDD-XXXX) handed off to WhatsApp.</w:t></w:r></w:p>
 <w:p><w:r><w:t xml:space="preserve">- Operations Dashboard: Secure admin dashboard at /admin for orders, products, delivery, coupons, promotions, and enquiries.</w:t></w:r></w:p>
-<w:p><w:pPr><w:pStyle w:val="Heading1"/></w:pPr><w:r><w:t xml:space="preserve">3. Supabase Project Setup (MANUAL)</w:t></w:r></w:p>
+<w:p><w:pPr><w:pStyle w:val="Heading1"/></w:pPr><w:r><w:t xml:space="preserve">3. Existing Supabase Project Configuration (MANUAL)</w:t></w:r></w:p>
+<w:p><w:r><w:t xml:space="preserve">IMPORTANT: Do NOT create a new Supabase project. You must configure and use the existing SITI FRUITIES Supabase project already provisioned for this application.</w:t></w:r></w:p>
+<w:p><w:r><w:t xml:space="preserve">To retrieve your API keys and configure settings:</w:t></w:r></w:p>
 <w:p><w:r><w:t xml:space="preserve">1. Navigate to https://supabase.com and sign in.</w:t></w:r></w:p>
-<w:p><w:r><w:t xml:space="preserve">2. Click 'New Project' and select your organization.</w:t></w:r></w:p>
-<w:p><w:r><w:t xml:space="preserve">3. Enter Project Name: Siti-Fruities-Backend</w:t></w:r></w:p>
-<w:p><w:r><w:t xml:space="preserve">4. Set a strong Database Password (store securely in your password manager).</w:t></w:r></w:p>
-<w:p><w:r><w:t xml:space="preserve">5. Choose Region: West Europe (London) or closest region.</w:t></w:r></w:p>
-<w:p><w:r><w:t xml:space="preserve">6. Click 'Create new project' and wait 2 minutes for provisioning.</w:t></w:r></w:p>
+<w:p><w:r><w:t xml:space="preserve">2. Select your existing SITI FRUITIES project from the dashboard list.</w:t></w:r></w:p>
+<w:p><w:r><w:t xml:space="preserve">3. Navigate to Project Settings (gear icon in left sidebar) -&gt; API.</w:t></w:r></w:p>
+<w:p><w:r><w:t xml:space="preserve">4. Copy the Project URL (VITE_SUPABASE_URL) and Anon Public Key (VITE_SUPABASE_ANON_KEY).</w:t></w:r></w:p>
+<w:p><w:r><w:t xml:space="preserve">5. Store these variables in your local .env file or Netlify build settings.</w:t></w:r></w:p>
 <w:p><w:pPr><w:pStyle w:val="Heading1"/></w:pPr><w:r><w:t xml:space="preserve">4. Required SQL Execution (MANUAL)</w:t></w:r></w:p>
 <w:p><w:r><w:t xml:space="preserve">In the Supabase Dashboard, click the SQL Editor (icon on left sidebar), open a New Query, paste each SQL stage sequentially, and click Run.</w:t></w:r></w:p>
 <w:p><w:pPr><w:pStyle w:val="Heading2"/></w:pPr><w:r><w:t xml:space="preserve">SQL 01 - Extensions &amp; Base Tables (Run First)</w:t></w:r></w:p>
@@ -328,7 +335,7 @@
 <w:p><w:pPr><w:pStyle w:val="CodeBlock"/></w:pPr><w:r><w:rPr><w:rFonts w:ascii="Consolas" w:hAnsi="Consolas"/><w:sz w:val="17"/><w:color w:val="1A202C"/></w:rPr><w:t xml:space="preserve">        phone = EXCLUDED.phone;</w:t></w:r></w:p>
 <w:p><w:pPr><w:pStyle w:val="CodeBlock"/></w:pPr><w:r><w:rPr><w:rFonts w:ascii="Consolas" w:hAnsi="Consolas"/><w:sz w:val="17"/><w:color w:val="1A202C"/></w:rPr><w:t xml:space="preserve">    RETURN NEW;</w:t></w:r></w:p>
 <w:p><w:pPr><w:pStyle w:val="CodeBlock"/></w:pPr><w:r><w:rPr><w:rFonts w:ascii="Consolas" w:hAnsi="Consolas"/><w:sz w:val="17"/><w:color w:val="1A202C"/></w:rPr><w:t xml:space="preserve">END;</w:t></w:r></w:p>
-<w:p><w:pPr><w:pStyle w:val="CodeBlock"/></w:pPr><w:r><w:rPr><w:rFonts w:ascii="Consolas" w:hAnsi="Consolas"/><w:sz w:val="17"/><w:color w:val="1A202C"/></w:rPr><w:t xml:space="preserve">$$ LANGUAGE plpgsql SECURITY DEFINER;</w:t></w:r></w:p>
+<w:p><w:pPr><w:pStyle w:val="CodeBlock"/></w:pPr><w:r><w:rPr><w:rFonts w:ascii="Consolas" w:hAnsi="Consolas"/><w:sz w:val="17"/><w:color w:val="1A202C"/></w:rPr><w:t xml:space="preserve">$$ LANGUAGE plpgsql SECURITY DEFINER SET search_path = public, pg_temp;</w:t></w:r></w:p>
 <w:p><w:pPr><w:pStyle w:val="CodeBlock"/></w:pPr><w:r><w:rPr><w:rFonts w:ascii="Consolas" w:hAnsi="Consolas"/><w:sz w:val="17"/><w:color w:val="1A202C"/></w:rPr><w:t xml:space="preserve"></w:t></w:r></w:p>
 <w:p><w:pPr><w:pStyle w:val="CodeBlock"/></w:pPr><w:r><w:rPr><w:rFonts w:ascii="Consolas" w:hAnsi="Consolas"/><w:sz w:val="17"/><w:color w:val="1A202C"/></w:rPr><w:t xml:space="preserve">DROP TRIGGER IF EXISTS on_auth_user_created ON auth.users;</w:t></w:r></w:p>
 <w:p><w:pPr><w:pStyle w:val="CodeBlock"/></w:pPr><w:r><w:rPr><w:rFonts w:ascii="Consolas" w:hAnsi="Consolas"/><w:sz w:val="17"/><w:color w:val="1A202C"/></w:rPr><w:t xml:space="preserve">CREATE TRIGGER on_auth_user_created</w:t></w:r></w:p>
@@ -345,7 +352,7 @@
 <w:p><w:pPr><w:pStyle w:val="CodeBlock"/></w:pPr><w:r><w:rPr><w:rFonts w:ascii="Consolas" w:hAnsi="Consolas"/><w:sz w:val="17"/><w:color w:val="1A202C"/></w:rPr><w:t xml:space="preserve">        WHERE id = auth.uid() AND role = 'admin'</w:t></w:r></w:p>
 <w:p><w:pPr><w:pStyle w:val="CodeBlock"/></w:pPr><w:r><w:rPr><w:rFonts w:ascii="Consolas" w:hAnsi="Consolas"/><w:sz w:val="17"/><w:color w:val="1A202C"/></w:rPr><w:t xml:space="preserve">    );</w:t></w:r></w:p>
 <w:p><w:pPr><w:pStyle w:val="CodeBlock"/></w:pPr><w:r><w:rPr><w:rFonts w:ascii="Consolas" w:hAnsi="Consolas"/><w:sz w:val="17"/><w:color w:val="1A202C"/></w:rPr><w:t xml:space="preserve">END;</w:t></w:r></w:p>
-<w:p><w:pPr><w:pStyle w:val="CodeBlock"/></w:pPr><w:r><w:rPr><w:rFonts w:ascii="Consolas" w:hAnsi="Consolas"/><w:sz w:val="17"/><w:color w:val="1A202C"/></w:rPr><w:t xml:space="preserve">$$ LANGUAGE plpgsql SECURITY DEFINER STABLE;</w:t></w:r></w:p>
+<w:p><w:pPr><w:pStyle w:val="CodeBlock"/></w:pPr><w:r><w:rPr><w:rFonts w:ascii="Consolas" w:hAnsi="Consolas"/><w:sz w:val="17"/><w:color w:val="1A202C"/></w:rPr><w:t xml:space="preserve">$$ LANGUAGE plpgsql SECURITY DEFINER STABLE SET search_path = public, pg_temp;</w:t></w:r></w:p>
 <w:p><w:pPr><w:pStyle w:val="CodeBlock"/></w:pPr><w:r><w:rPr><w:rFonts w:ascii="Consolas" w:hAnsi="Consolas"/><w:sz w:val="17"/><w:color w:val="1A202C"/></w:rPr><w:t xml:space="preserve"></w:t></w:r></w:p>
 <w:p><w:pPr><w:pStyle w:val="CodeBlock"/></w:pPr><w:r><w:rPr><w:rFonts w:ascii="Consolas" w:hAnsi="Consolas"/><w:sz w:val="17"/><w:color w:val="1A202C"/></w:rPr><w:t xml:space="preserve"></w:t></w:r></w:p>
 <w:p><w:pPr><w:pStyle w:val="CodeBlock"/></w:pPr><w:r><w:rPr><w:rFonts w:ascii="Consolas" w:hAnsi="Consolas"/><w:sz w:val="17"/><w:color w:val="1A202C"/></w:rPr><w:t xml:space="preserve">-- 5. Role Escalation Protection Trigger (Hardening Safeguard 7)</w:t></w:r></w:p>
@@ -357,7 +364,7 @@
 <w:p><w:pPr><w:pStyle w:val="CodeBlock"/></w:pPr><w:r><w:rPr><w:rFonts w:ascii="Consolas" w:hAnsi="Consolas"/><w:sz w:val="17"/><w:color w:val="1A202C"/></w:rPr><w:t xml:space="preserve">    END IF;</w:t></w:r></w:p>
 <w:p><w:pPr><w:pStyle w:val="CodeBlock"/></w:pPr><w:r><w:rPr><w:rFonts w:ascii="Consolas" w:hAnsi="Consolas"/><w:sz w:val="17"/><w:color w:val="1A202C"/></w:rPr><w:t xml:space="preserve">    RETURN NEW;</w:t></w:r></w:p>
 <w:p><w:pPr><w:pStyle w:val="CodeBlock"/></w:pPr><w:r><w:rPr><w:rFonts w:ascii="Consolas" w:hAnsi="Consolas"/><w:sz w:val="17"/><w:color w:val="1A202C"/></w:rPr><w:t xml:space="preserve">END;</w:t></w:r></w:p>
-<w:p><w:pPr><w:pStyle w:val="CodeBlock"/></w:pPr><w:r><w:rPr><w:rFonts w:ascii="Consolas" w:hAnsi="Consolas"/><w:sz w:val="17"/><w:color w:val="1A202C"/></w:rPr><w:t xml:space="preserve">$$ LANGUAGE plpgsql SECURITY DEFINER;</w:t></w:r></w:p>
+<w:p><w:pPr><w:pStyle w:val="CodeBlock"/></w:pPr><w:r><w:rPr><w:rFonts w:ascii="Consolas" w:hAnsi="Consolas"/><w:sz w:val="17"/><w:color w:val="1A202C"/></w:rPr><w:t xml:space="preserve">$$ LANGUAGE plpgsql SECURITY DEFINER SET search_path = public, pg_temp;</w:t></w:r></w:p>
 <w:p><w:pPr><w:pStyle w:val="CodeBlock"/></w:pPr><w:r><w:rPr><w:rFonts w:ascii="Consolas" w:hAnsi="Consolas"/><w:sz w:val="17"/><w:color w:val="1A202C"/></w:rPr><w:t xml:space="preserve"></w:t></w:r></w:p>
 <w:p><w:pPr><w:pStyle w:val="CodeBlock"/></w:pPr><w:r><w:rPr><w:rFonts w:ascii="Consolas" w:hAnsi="Consolas"/><w:sz w:val="17"/><w:color w:val="1A202C"/></w:rPr><w:t xml:space="preserve">DROP TRIGGER IF EXISTS trg_prevent_role_escalation ON public.profiles;</w:t></w:r></w:p>
 <w:p><w:pPr><w:pStyle w:val="CodeBlock"/></w:pPr><w:r><w:rPr><w:rFonts w:ascii="Consolas" w:hAnsi="Consolas"/><w:sz w:val="17"/><w:color w:val="1A202C"/></w:rPr><w:t xml:space="preserve">CREATE TRIGGER trg_prevent_role_escalation</w:t></w:r></w:p>
@@ -433,7 +440,7 @@
 <w:p><w:pPr><w:pStyle w:val="CodeBlock"/></w:pPr><w:r><w:rPr><w:rFonts w:ascii="Consolas" w:hAnsi="Consolas"/><w:sz w:val="17"/><w:color w:val="1A202C"/></w:rPr><w:t xml:space="preserve">        'message', 'Coupon applied successfully!'</w:t></w:r></w:p>
 <w:p><w:pPr><w:pStyle w:val="CodeBlock"/></w:pPr><w:r><w:rPr><w:rFonts w:ascii="Consolas" w:hAnsi="Consolas"/><w:sz w:val="17"/><w:color w:val="1A202C"/></w:rPr><w:t xml:space="preserve">    );</w:t></w:r></w:p>
 <w:p><w:pPr><w:pStyle w:val="CodeBlock"/></w:pPr><w:r><w:rPr><w:rFonts w:ascii="Consolas" w:hAnsi="Consolas"/><w:sz w:val="17"/><w:color w:val="1A202C"/></w:rPr><w:t xml:space="preserve">END;</w:t></w:r></w:p>
-<w:p><w:pPr><w:pStyle w:val="CodeBlock"/></w:pPr><w:r><w:rPr><w:rFonts w:ascii="Consolas" w:hAnsi="Consolas"/><w:sz w:val="17"/><w:color w:val="1A202C"/></w:rPr><w:t xml:space="preserve">$$ LANGUAGE plpgsql SECURITY DEFINER STABLE;</w:t></w:r></w:p>
+<w:p><w:pPr><w:pStyle w:val="CodeBlock"/></w:pPr><w:r><w:rPr><w:rFonts w:ascii="Consolas" w:hAnsi="Consolas"/><w:sz w:val="17"/><w:color w:val="1A202C"/></w:rPr><w:t xml:space="preserve">$$ LANGUAGE plpgsql SECURITY DEFINER STABLE SET search_path = public, pg_temp;</w:t></w:r></w:p>
 <w:p><w:pPr><w:pStyle w:val="CodeBlock"/></w:pPr><w:r><w:rPr><w:rFonts w:ascii="Consolas" w:hAnsi="Consolas"/><w:sz w:val="17"/><w:color w:val="1A202C"/></w:rPr><w:t xml:space="preserve"></w:t></w:r></w:p>
 <w:p><w:pPr><w:pStyle w:val="CodeBlock"/></w:pPr><w:r><w:rPr><w:rFonts w:ascii="Consolas" w:hAnsi="Consolas"/><w:sz w:val="17"/><w:color w:val="1A202C"/></w:rPr><w:t xml:space="preserve"></w:t></w:r></w:p>
 <w:p><w:pPr><w:pStyle w:val="CodeBlock"/></w:pPr><w:r><w:rPr><w:rFonts w:ascii="Consolas" w:hAnsi="Consolas"/><w:sz w:val="17"/><w:color w:val="1A202C"/></w:rPr><w:t xml:space="preserve">-- 7. Server-Authoritative Order Creation Function (Hardening Safeguards 1, 2, 3, 4)</w:t></w:r></w:p>
@@ -469,6 +476,8 @@
 <w:p><w:pPr><w:pStyle w:val="CodeBlock"/></w:pPr><w:r><w:rPr><w:rFonts w:ascii="Consolas" w:hAnsi="Consolas"/><w:sz w:val="17"/><w:color w:val="1A202C"/></w:rPr><w:t xml:space="preserve">    v_order_number TEXT;</w:t></w:r></w:p>
 <w:p><w:pPr><w:pStyle w:val="CodeBlock"/></w:pPr><w:r><w:rPr><w:rFonts w:ascii="Consolas" w:hAnsi="Consolas"/><w:sz w:val="17"/><w:color w:val="1A202C"/></w:rPr><w:t xml:space="preserve">    v_coupon_res JSONB;</w:t></w:r></w:p>
 <w:p><w:pPr><w:pStyle w:val="CodeBlock"/></w:pPr><w:r><w:rPr><w:rFonts w:ascii="Consolas" w:hAnsi="Consolas"/><w:sz w:val="17"/><w:color w:val="1A202C"/></w:rPr><w:t xml:space="preserve">    v_selected_opts JSONB;</w:t></w:r></w:p>
+<w:p><w:pPr><w:pStyle w:val="CodeBlock"/></w:pPr><w:r><w:rPr><w:rFonts w:ascii="Consolas" w:hAnsi="Consolas"/><w:sz w:val="17"/><w:color w:val="1A202C"/></w:rPr><w:t xml:space="preserve">    v_qty_text TEXT;</w:t></w:r></w:p>
+<w:p><w:pPr><w:pStyle w:val="CodeBlock"/></w:pPr><w:r><w:rPr><w:rFonts w:ascii="Consolas" w:hAnsi="Consolas"/><w:sz w:val="17"/><w:color w:val="1A202C"/></w:rPr><w:t xml:space="preserve">    v_qty INT;</w:t></w:r></w:p>
 <w:p><w:pPr><w:pStyle w:val="CodeBlock"/></w:pPr><w:r><w:rPr><w:rFonts w:ascii="Consolas" w:hAnsi="Consolas"/><w:sz w:val="17"/><w:color w:val="1A202C"/></w:rPr><w:t xml:space="preserve">BEGIN</w:t></w:r></w:p>
 <w:p><w:pPr><w:pStyle w:val="CodeBlock"/></w:pPr><w:r><w:rPr><w:rFonts w:ascii="Consolas" w:hAnsi="Consolas"/><w:sz w:val="17"/><w:color w:val="1A202C"/></w:rPr><w:t xml:space="preserve">    -- Extract customer details</w:t></w:r></w:p>
 <w:p><w:pPr><w:pStyle w:val="CodeBlock"/></w:pPr><w:r><w:rPr><w:rFonts w:ascii="Consolas" w:hAnsi="Consolas"/><w:sz w:val="17"/><w:color w:val="1A202C"/></w:rPr><w:t xml:space="preserve">    v_customer_name := TRIM(COALESCE(p_payload-&gt;&gt;'customer_name', ''));</w:t></w:r></w:p>
@@ -495,7 +504,7 @@
 <w:p><w:pPr><w:pStyle w:val="CodeBlock"/></w:pPr><w:r><w:rPr><w:rFonts w:ascii="Consolas" w:hAnsi="Consolas"/><w:sz w:val="17"/><w:color w:val="1A202C"/></w:rPr><w:t xml:space="preserve">        v_zone_id := (p_payload-&gt;&gt;'delivery_zone_id')::UUID;</w:t></w:r></w:p>
 <w:p><w:pPr><w:pStyle w:val="CodeBlock"/></w:pPr><w:r><w:rPr><w:rFonts w:ascii="Consolas" w:hAnsi="Consolas"/><w:sz w:val="17"/><w:color w:val="1A202C"/></w:rPr><w:t xml:space="preserve">    EXCEPTION WHEN OTHERS THEN</w:t></w:r></w:p>
 <w:p><w:pPr><w:pStyle w:val="CodeBlock"/></w:pPr><w:r><w:rPr><w:rFonts w:ascii="Consolas" w:hAnsi="Consolas"/><w:sz w:val="17"/><w:color w:val="1A202C"/></w:rPr><w:t xml:space="preserve">        RAISE EXCEPTION 'Invalid delivery zone ID provided.';</w:t></w:r></w:p>
-<w:p><w:pPr><w:pStyle w:val="CodeBlock"/></w:pPr><w:r><w:rPr><w:rFonts w:ascii="Consolas" w:hAnsi="Consolas"/><w:sz w:val="17"/><w:color w:val="1A202C"/></w:rPr><w:t xml:space="preserve">    END; -- Corrected from 'END IF;' to 'END;'</w:t></w:r></w:p>
+<w:p><w:pPr><w:pStyle w:val="CodeBlock"/></w:pPr><w:r><w:rPr><w:rFonts w:ascii="Consolas" w:hAnsi="Consolas"/><w:sz w:val="17"/><w:color w:val="1A202C"/></w:rPr><w:t xml:space="preserve">    END;</w:t></w:r></w:p>
 <w:p><w:pPr><w:pStyle w:val="CodeBlock"/></w:pPr><w:r><w:rPr><w:rFonts w:ascii="Consolas" w:hAnsi="Consolas"/><w:sz w:val="17"/><w:color w:val="1A202C"/></w:rPr><w:t xml:space="preserve"></w:t></w:r></w:p>
 <w:p><w:pPr><w:pStyle w:val="CodeBlock"/></w:pPr><w:r><w:rPr><w:rFonts w:ascii="Consolas" w:hAnsi="Consolas"/><w:sz w:val="17"/><w:color w:val="1A202C"/></w:rPr><w:t xml:space="preserve">    SELECT * INTO v_zone FROM public.delivery_zones WHERE id = v_zone_id LIMIT 1;</w:t></w:r></w:p>
 <w:p><w:pPr><w:pStyle w:val="CodeBlock"/></w:pPr><w:r><w:rPr><w:rFonts w:ascii="Consolas" w:hAnsi="Consolas"/><w:sz w:val="17"/><w:color w:val="1A202C"/></w:rPr><w:t xml:space="preserve">    IF NOT FOUND THEN</w:t></w:r></w:p>
@@ -524,18 +533,89 @@
 <w:p><w:pPr><w:pStyle w:val="CodeBlock"/></w:pPr><w:r><w:rPr><w:rFonts w:ascii="Consolas" w:hAnsi="Consolas"/><w:sz w:val="17"/><w:color w:val="1A202C"/></w:rPr><w:t xml:space="preserve">            RAISE EXCEPTION 'Product &quot;%&quot; is currently unavailable. Please remove it from your cart to proceed.', v_prod.name;</w:t></w:r></w:p>
 <w:p><w:pPr><w:pStyle w:val="CodeBlock"/></w:pPr><w:r><w:rPr><w:rFonts w:ascii="Consolas" w:hAnsi="Consolas"/><w:sz w:val="17"/><w:color w:val="1A202C"/></w:rPr><w:t xml:space="preserve">        END IF;</w:t></w:r></w:p>
 <w:p><w:pPr><w:pStyle w:val="CodeBlock"/></w:pPr><w:r><w:rPr><w:rFonts w:ascii="Consolas" w:hAnsi="Consolas"/><w:sz w:val="17"/><w:color w:val="1A202C"/></w:rPr><w:t xml:space="preserve"></w:t></w:r></w:p>
+<w:p><w:pPr><w:pStyle w:val="CodeBlock"/></w:pPr><w:r><w:rPr><w:rFonts w:ascii="Consolas" w:hAnsi="Consolas"/><w:sz w:val="17"/><w:color w:val="1A202C"/></w:rPr><w:t xml:space="preserve">        -- Quantity Validation (Secure check for positive integer, range 1-100)</w:t></w:r></w:p>
+<w:p><w:pPr><w:pStyle w:val="CodeBlock"/></w:pPr><w:r><w:rPr><w:rFonts w:ascii="Consolas" w:hAnsi="Consolas"/><w:sz w:val="17"/><w:color w:val="1A202C"/></w:rPr><w:t xml:space="preserve">        v_qty_text := v_item-&gt;&gt;'quantity';</w:t></w:r></w:p>
+<w:p><w:pPr><w:pStyle w:val="CodeBlock"/></w:pPr><w:r><w:rPr><w:rFonts w:ascii="Consolas" w:hAnsi="Consolas"/><w:sz w:val="17"/><w:color w:val="1A202C"/></w:rPr><w:t xml:space="preserve">        IF v_qty_text IS NULL OR v_qty_text = '' THEN</w:t></w:r></w:p>
+<w:p><w:pPr><w:pStyle w:val="CodeBlock"/></w:pPr><w:r><w:rPr><w:rFonts w:ascii="Consolas" w:hAnsi="Consolas"/><w:sz w:val="17"/><w:color w:val="1A202C"/></w:rPr><w:t xml:space="preserve">            RAISE EXCEPTION 'Quantity is missing for product &quot;%&quot;.', v_prod.name;</w:t></w:r></w:p>
+<w:p><w:pPr><w:pStyle w:val="CodeBlock"/></w:pPr><w:r><w:rPr><w:rFonts w:ascii="Consolas" w:hAnsi="Consolas"/><w:sz w:val="17"/><w:color w:val="1A202C"/></w:rPr><w:t xml:space="preserve">        END IF;</w:t></w:r></w:p>
+<w:p><w:pPr><w:pStyle w:val="CodeBlock"/></w:pPr><w:r><w:rPr><w:rFonts w:ascii="Consolas" w:hAnsi="Consolas"/><w:sz w:val="17"/><w:color w:val="1A202C"/></w:rPr><w:t xml:space="preserve">        </w:t></w:r></w:p>
+<w:p><w:pPr><w:pStyle w:val="CodeBlock"/></w:pPr><w:r><w:rPr><w:rFonts w:ascii="Consolas" w:hAnsi="Consolas"/><w:sz w:val="17"/><w:color w:val="1A202C"/></w:rPr><w:t xml:space="preserve">        IF v_qty_text !~ '^[0-9]+$' THEN</w:t></w:r></w:p>
+<w:p><w:pPr><w:pStyle w:val="CodeBlock"/></w:pPr><w:r><w:rPr><w:rFonts w:ascii="Consolas" w:hAnsi="Consolas"/><w:sz w:val="17"/><w:color w:val="1A202C"/></w:rPr><w:t xml:space="preserve">            RAISE EXCEPTION 'Invalid quantity &quot;%&quot; for product &quot;%&quot;. Quantity must be a positive integer.', v_qty_text, v_prod.name;</w:t></w:r></w:p>
+<w:p><w:pPr><w:pStyle w:val="CodeBlock"/></w:pPr><w:r><w:rPr><w:rFonts w:ascii="Consolas" w:hAnsi="Consolas"/><w:sz w:val="17"/><w:color w:val="1A202C"/></w:rPr><w:t xml:space="preserve">        END IF;</w:t></w:r></w:p>
+<w:p><w:pPr><w:pStyle w:val="CodeBlock"/></w:pPr><w:r><w:rPr><w:rFonts w:ascii="Consolas" w:hAnsi="Consolas"/><w:sz w:val="17"/><w:color w:val="1A202C"/></w:rPr><w:t xml:space="preserve">        </w:t></w:r></w:p>
+<w:p><w:pPr><w:pStyle w:val="CodeBlock"/></w:pPr><w:r><w:rPr><w:rFonts w:ascii="Consolas" w:hAnsi="Consolas"/><w:sz w:val="17"/><w:color w:val="1A202C"/></w:rPr><w:t xml:space="preserve">        v_qty := v_qty_text::INT;</w:t></w:r></w:p>
+<w:p><w:pPr><w:pStyle w:val="CodeBlock"/></w:pPr><w:r><w:rPr><w:rFonts w:ascii="Consolas" w:hAnsi="Consolas"/><w:sz w:val="17"/><w:color w:val="1A202C"/></w:rPr><w:t xml:space="preserve">        IF v_qty &lt; 1 THEN</w:t></w:r></w:p>
+<w:p><w:pPr><w:pStyle w:val="CodeBlock"/></w:pPr><w:r><w:rPr><w:rFonts w:ascii="Consolas" w:hAnsi="Consolas"/><w:sz w:val="17"/><w:color w:val="1A202C"/></w:rPr><w:t xml:space="preserve">            RAISE EXCEPTION 'Quantity for product &quot;%&quot; must be at least 1.', v_prod.name;</w:t></w:r></w:p>
+<w:p><w:pPr><w:pStyle w:val="CodeBlock"/></w:pPr><w:r><w:rPr><w:rFonts w:ascii="Consolas" w:hAnsi="Consolas"/><w:sz w:val="17"/><w:color w:val="1A202C"/></w:rPr><w:t xml:space="preserve">        ELSIF v_qty &gt; 100 THEN</w:t></w:r></w:p>
+<w:p><w:pPr><w:pStyle w:val="CodeBlock"/></w:pPr><w:r><w:rPr><w:rFonts w:ascii="Consolas" w:hAnsi="Consolas"/><w:sz w:val="17"/><w:color w:val="1A202C"/></w:rPr><w:t xml:space="preserve">            RAISE EXCEPTION 'Quantity for product &quot;%&quot; exceeds the maximum allowed limit of 100.', v_prod.name;</w:t></w:r></w:p>
+<w:p><w:pPr><w:pStyle w:val="CodeBlock"/></w:pPr><w:r><w:rPr><w:rFonts w:ascii="Consolas" w:hAnsi="Consolas"/><w:sz w:val="17"/><w:color w:val="1A202C"/></w:rPr><w:t xml:space="preserve">        END IF;</w:t></w:r></w:p>
+<w:p><w:pPr><w:pStyle w:val="CodeBlock"/></w:pPr><w:r><w:rPr><w:rFonts w:ascii="Consolas" w:hAnsi="Consolas"/><w:sz w:val="17"/><w:color w:val="1A202C"/></w:rPr><w:t xml:space="preserve"></w:t></w:r></w:p>
 <w:p><w:pPr><w:pStyle w:val="CodeBlock"/></w:pPr><w:r><w:rPr><w:rFonts w:ascii="Consolas" w:hAnsi="Consolas"/><w:sz w:val="17"/><w:color w:val="1A202C"/></w:rPr><w:t xml:space="preserve">        v_unit_price := v_prod.base_price;</w:t></w:r></w:p>
 <w:p><w:pPr><w:pStyle w:val="CodeBlock"/></w:pPr><w:r><w:rPr><w:rFonts w:ascii="Consolas" w:hAnsi="Consolas"/><w:sz w:val="17"/><w:color w:val="1A202C"/></w:rPr><w:t xml:space="preserve">        v_selected_opts := COALESCE(v_item-&gt;'selected_options', '[]'::jsonb);</w:t></w:r></w:p>
-<w:p><w:pPr><w:pStyle w:val="CodeBlock"/></w:pPr><w:r><w:rPr><w:rFonts w:ascii="Consolas" w:hAnsi="Consolas"/><w:sz w:val="17"/><w:color w:val="1A202C"/></w:rPr><w:t xml:space="preserve"></w:t></w:r></w:p>
-<w:p><w:pPr><w:pStyle w:val="CodeBlock"/></w:pPr><w:r><w:rPr><w:rFonts w:ascii="Consolas" w:hAnsi="Consolas"/><w:sz w:val="17"/><w:color w:val="1A202C"/></w:rPr><w:t xml:space="preserve">        -- Add any option modifiers if applicable</w:t></w:r></w:p>
-<w:p><w:pPr><w:pStyle w:val="CodeBlock"/></w:pPr><w:r><w:rPr><w:rFonts w:ascii="Consolas" w:hAnsi="Consolas"/><w:sz w:val="17"/><w:color w:val="1A202C"/></w:rPr><w:t xml:space="preserve">        v_line_total := v_unit_price * (v_item-&gt;&gt;'quantity')::INT;</w:t></w:r></w:p>
+<w:p><w:pPr><w:pStyle w:val="CodeBlock"/></w:pPr><w:r><w:rPr><w:rFonts w:ascii="Consolas" w:hAnsi="Consolas"/><w:sz w:val="17"/><w:color w:val="1A202C"/></w:rPr><w:t xml:space="preserve">        v_opt_mod := 0;</w:t></w:r></w:p>
+<w:p><w:pPr><w:pStyle w:val="CodeBlock"/></w:pPr><w:r><w:rPr><w:rFonts w:ascii="Consolas" w:hAnsi="Consolas"/><w:sz w:val="17"/><w:color w:val="1A202C"/></w:rPr><w:t xml:space="preserve"></w:t></w:r></w:p>
+<w:p><w:pPr><w:pStyle w:val="CodeBlock"/></w:pPr><w:r><w:rPr><w:rFonts w:ascii="Consolas" w:hAnsi="Consolas"/><w:sz w:val="17"/><w:color w:val="1A202C"/></w:rPr><w:t xml:space="preserve">        -- Strict Product Option &amp; Choice Validation</w:t></w:r></w:p>
+<w:p><w:pPr><w:pStyle w:val="CodeBlock"/></w:pPr><w:r><w:rPr><w:rFonts w:ascii="Consolas" w:hAnsi="Consolas"/><w:sz w:val="17"/><w:color w:val="1A202C"/></w:rPr><w:t xml:space="preserve">        IF jsonb_typeof(v_selected_opts) = 'array' AND jsonb_array_length(v_selected_opts) &gt; 0 THEN</w:t></w:r></w:p>
+<w:p><w:pPr><w:pStyle w:val="CodeBlock"/></w:pPr><w:r><w:rPr><w:rFonts w:ascii="Consolas" w:hAnsi="Consolas"/><w:sz w:val="17"/><w:color w:val="1A202C"/></w:rPr><w:t xml:space="preserve">            FOR j IN 0 .. jsonb_array_length(v_selected_opts) - 1 LOOP</w:t></w:r></w:p>
+<w:p><w:pPr><w:pStyle w:val="CodeBlock"/></w:pPr><w:r><w:rPr><w:rFonts w:ascii="Consolas" w:hAnsi="Consolas"/><w:sz w:val="17"/><w:color w:val="1A202C"/></w:rPr><w:t xml:space="preserve">                DECLARE</w:t></w:r></w:p>
+<w:p><w:pPr><w:pStyle w:val="CodeBlock"/></w:pPr><w:r><w:rPr><w:rFonts w:ascii="Consolas" w:hAnsi="Consolas"/><w:sz w:val="17"/><w:color w:val="1A202C"/></w:rPr><w:t xml:space="preserve">                    v_sel_opt JSONB := v_selected_opts-&gt;j;</w:t></w:r></w:p>
+<w:p><w:pPr><w:pStyle w:val="CodeBlock"/></w:pPr><w:r><w:rPr><w:rFonts w:ascii="Consolas" w:hAnsi="Consolas"/><w:sz w:val="17"/><w:color w:val="1A202C"/></w:rPr><w:t xml:space="preserve">                    v_sel_name TEXT := v_sel_opt-&gt;&gt;'name';</w:t></w:r></w:p>
+<w:p><w:pPr><w:pStyle w:val="CodeBlock"/></w:pPr><w:r><w:rPr><w:rFonts w:ascii="Consolas" w:hAnsi="Consolas"/><w:sz w:val="17"/><w:color w:val="1A202C"/></w:rPr><w:t xml:space="preserve">                    v_sel_val TEXT := v_sel_opt-&gt;&gt;'value';</w:t></w:r></w:p>
+<w:p><w:pPr><w:pStyle w:val="CodeBlock"/></w:pPr><w:r><w:rPr><w:rFonts w:ascii="Consolas" w:hAnsi="Consolas"/><w:sz w:val="17"/><w:color w:val="1A202C"/></w:rPr><w:t xml:space="preserve">                    v_prod_opt JSONB;</w:t></w:r></w:p>
+<w:p><w:pPr><w:pStyle w:val="CodeBlock"/></w:pPr><w:r><w:rPr><w:rFonts w:ascii="Consolas" w:hAnsi="Consolas"/><w:sz w:val="17"/><w:color w:val="1A202C"/></w:rPr><w:t xml:space="preserve">                    v_choices JSONB;</w:t></w:r></w:p>
+<w:p><w:pPr><w:pStyle w:val="CodeBlock"/></w:pPr><w:r><w:rPr><w:rFonts w:ascii="Consolas" w:hAnsi="Consolas"/><w:sz w:val="17"/><w:color w:val="1A202C"/></w:rPr><w:t xml:space="preserve">                    v_choice JSONB;</w:t></w:r></w:p>
+<w:p><w:pPr><w:pStyle w:val="CodeBlock"/></w:pPr><w:r><w:rPr><w:rFonts w:ascii="Consolas" w:hAnsi="Consolas"/><w:sz w:val="17"/><w:color w:val="1A202C"/></w:rPr><w:t xml:space="preserve">                    v_opt_found BOOLEAN := false;</w:t></w:r></w:p>
+<w:p><w:pPr><w:pStyle w:val="CodeBlock"/></w:pPr><w:r><w:rPr><w:rFonts w:ascii="Consolas" w:hAnsi="Consolas"/><w:sz w:val="17"/><w:color w:val="1A202C"/></w:rPr><w:t xml:space="preserve">                    v_choice_found BOOLEAN := false;</w:t></w:r></w:p>
+<w:p><w:pPr><w:pStyle w:val="CodeBlock"/></w:pPr><w:r><w:rPr><w:rFonts w:ascii="Consolas" w:hAnsi="Consolas"/><w:sz w:val="17"/><w:color w:val="1A202C"/></w:rPr><w:t xml:space="preserve">                BEGIN</w:t></w:r></w:p>
+<w:p><w:pPr><w:pStyle w:val="CodeBlock"/></w:pPr><w:r><w:rPr><w:rFonts w:ascii="Consolas" w:hAnsi="Consolas"/><w:sz w:val="17"/><w:color w:val="1A202C"/></w:rPr><w:t xml:space="preserve">                    -- Find the option object in product's options with matching name</w:t></w:r></w:p>
+<w:p><w:pPr><w:pStyle w:val="CodeBlock"/></w:pPr><w:r><w:rPr><w:rFonts w:ascii="Consolas" w:hAnsi="Consolas"/><w:sz w:val="17"/><w:color w:val="1A202C"/></w:rPr><w:t xml:space="preserve">                    IF jsonb_typeof(v_prod.options) = 'array' THEN</w:t></w:r></w:p>
+<w:p><w:pPr><w:pStyle w:val="CodeBlock"/></w:pPr><w:r><w:rPr><w:rFonts w:ascii="Consolas" w:hAnsi="Consolas"/><w:sz w:val="17"/><w:color w:val="1A202C"/></w:rPr><w:t xml:space="preserve">                        FOR k IN 0 .. jsonb_array_length(v_prod.options) - 1 LOOP</w:t></w:r></w:p>
+<w:p><w:pPr><w:pStyle w:val="CodeBlock"/></w:pPr><w:r><w:rPr><w:rFonts w:ascii="Consolas" w:hAnsi="Consolas"/><w:sz w:val="17"/><w:color w:val="1A202C"/></w:rPr><w:t xml:space="preserve">                            v_prod_opt := v_prod.options-&gt;k;</w:t></w:r></w:p>
+<w:p><w:pPr><w:pStyle w:val="CodeBlock"/></w:pPr><w:r><w:rPr><w:rFonts w:ascii="Consolas" w:hAnsi="Consolas"/><w:sz w:val="17"/><w:color w:val="1A202C"/></w:rPr><w:t xml:space="preserve">                            IF v_prod_opt-&gt;&gt;'name' = v_sel_name THEN</w:t></w:r></w:p>
+<w:p><w:pPr><w:pStyle w:val="CodeBlock"/></w:pPr><w:r><w:rPr><w:rFonts w:ascii="Consolas" w:hAnsi="Consolas"/><w:sz w:val="17"/><w:color w:val="1A202C"/></w:rPr><w:t xml:space="preserve">                                v_opt_found := true;</w:t></w:r></w:p>
+<w:p><w:pPr><w:pStyle w:val="CodeBlock"/></w:pPr><w:r><w:rPr><w:rFonts w:ascii="Consolas" w:hAnsi="Consolas"/><w:sz w:val="17"/><w:color w:val="1A202C"/></w:rPr><w:t xml:space="preserve">                                v_choices := v_prod_opt-&gt;'choices';</w:t></w:r></w:p>
+<w:p><w:pPr><w:pStyle w:val="CodeBlock"/></w:pPr><w:r><w:rPr><w:rFonts w:ascii="Consolas" w:hAnsi="Consolas"/><w:sz w:val="17"/><w:color w:val="1A202C"/></w:rPr><w:t xml:space="preserve">                                -- Loop through choices to locate matching value</w:t></w:r></w:p>
+<w:p><w:pPr><w:pStyle w:val="CodeBlock"/></w:pPr><w:r><w:rPr><w:rFonts w:ascii="Consolas" w:hAnsi="Consolas"/><w:sz w:val="17"/><w:color w:val="1A202C"/></w:rPr><w:t xml:space="preserve">                                IF jsonb_typeof(v_choices) = 'array' THEN</w:t></w:r></w:p>
+<w:p><w:pPr><w:pStyle w:val="CodeBlock"/></w:pPr><w:r><w:rPr><w:rFonts w:ascii="Consolas" w:hAnsi="Consolas"/><w:sz w:val="17"/><w:color w:val="1A202C"/></w:rPr><w:t xml:space="preserve">                                    FOR m IN 0 .. jsonb_array_length(v_choices) - 1 LOOP</w:t></w:r></w:p>
+<w:p><w:pPr><w:pStyle w:val="CodeBlock"/></w:pPr><w:r><w:rPr><w:rFonts w:ascii="Consolas" w:hAnsi="Consolas"/><w:sz w:val="17"/><w:color w:val="1A202C"/></w:rPr><w:t xml:space="preserve">                                        v_choice := v_choices-&gt;m;</w:t></w:r></w:p>
+<w:p><w:pPr><w:pStyle w:val="CodeBlock"/></w:pPr><w:r><w:rPr><w:rFonts w:ascii="Consolas" w:hAnsi="Consolas"/><w:sz w:val="17"/><w:color w:val="1A202C"/></w:rPr><w:t xml:space="preserve">                                        IF v_choice-&gt;&gt;'value' = v_sel_val THEN</w:t></w:r></w:p>
+<w:p><w:pPr><w:pStyle w:val="CodeBlock"/></w:pPr><w:r><w:rPr><w:rFonts w:ascii="Consolas" w:hAnsi="Consolas"/><w:sz w:val="17"/><w:color w:val="1A202C"/></w:rPr><w:t xml:space="preserve">                                            v_choice_found := true;</w:t></w:r></w:p>
+<w:p><w:pPr><w:pStyle w:val="CodeBlock"/></w:pPr><w:r><w:rPr><w:rFonts w:ascii="Consolas" w:hAnsi="Consolas"/><w:sz w:val="17"/><w:color w:val="1A202C"/></w:rPr><w:t xml:space="preserve">                                            v_opt_mod := v_opt_mod + COALESCE((v_choice-&gt;&gt;'price_modifier')::NUMERIC, 0);</w:t></w:r></w:p>
+<w:p><w:pPr><w:pStyle w:val="CodeBlock"/></w:pPr><w:r><w:rPr><w:rFonts w:ascii="Consolas" w:hAnsi="Consolas"/><w:sz w:val="17"/><w:color w:val="1A202C"/></w:rPr><w:t xml:space="preserve">                                            EXIT;</w:t></w:r></w:p>
+<w:p><w:pPr><w:pStyle w:val="CodeBlock"/></w:pPr><w:r><w:rPr><w:rFonts w:ascii="Consolas" w:hAnsi="Consolas"/><w:sz w:val="17"/><w:color w:val="1A202C"/></w:rPr><w:t xml:space="preserve">                                        END IF;</w:t></w:r></w:p>
+<w:p><w:pPr><w:pStyle w:val="CodeBlock"/></w:pPr><w:r><w:rPr><w:rFonts w:ascii="Consolas" w:hAnsi="Consolas"/><w:sz w:val="17"/><w:color w:val="1A202C"/></w:rPr><w:t xml:space="preserve">                                    END LOOP;</w:t></w:r></w:p>
+<w:p><w:pPr><w:pStyle w:val="CodeBlock"/></w:pPr><w:r><w:rPr><w:rFonts w:ascii="Consolas" w:hAnsi="Consolas"/><w:sz w:val="17"/><w:color w:val="1A202C"/></w:rPr><w:t xml:space="preserve">                                END IF;</w:t></w:r></w:p>
+<w:p><w:pPr><w:pStyle w:val="CodeBlock"/></w:pPr><w:r><w:rPr><w:rFonts w:ascii="Consolas" w:hAnsi="Consolas"/><w:sz w:val="17"/><w:color w:val="1A202C"/></w:rPr><w:t xml:space="preserve">                                EXIT;</w:t></w:r></w:p>
+<w:p><w:pPr><w:pStyle w:val="CodeBlock"/></w:pPr><w:r><w:rPr><w:rFonts w:ascii="Consolas" w:hAnsi="Consolas"/><w:sz w:val="17"/><w:color w:val="1A202C"/></w:rPr><w:t xml:space="preserve">                            END IF;</w:t></w:r></w:p>
+<w:p><w:pPr><w:pStyle w:val="CodeBlock"/></w:pPr><w:r><w:rPr><w:rFonts w:ascii="Consolas" w:hAnsi="Consolas"/><w:sz w:val="17"/><w:color w:val="1A202C"/></w:rPr><w:t xml:space="preserve">                        END LOOP;</w:t></w:r></w:p>
+<w:p><w:pPr><w:pStyle w:val="CodeBlock"/></w:pPr><w:r><w:rPr><w:rFonts w:ascii="Consolas" w:hAnsi="Consolas"/><w:sz w:val="17"/><w:color w:val="1A202C"/></w:rPr><w:t xml:space="preserve">                    END IF;</w:t></w:r></w:p>
+<w:p><w:pPr><w:pStyle w:val="CodeBlock"/></w:pPr><w:r><w:rPr><w:rFonts w:ascii="Consolas" w:hAnsi="Consolas"/><w:sz w:val="17"/><w:color w:val="1A202C"/></w:rPr><w:t xml:space="preserve"></w:t></w:r></w:p>
+<w:p><w:pPr><w:pStyle w:val="CodeBlock"/></w:pPr><w:r><w:rPr><w:rFonts w:ascii="Consolas" w:hAnsi="Consolas"/><w:sz w:val="17"/><w:color w:val="1A202C"/></w:rPr><w:t xml:space="preserve">                    -- Strict Enforcement</w:t></w:r></w:p>
+<w:p><w:pPr><w:pStyle w:val="CodeBlock"/></w:pPr><w:r><w:rPr><w:rFonts w:ascii="Consolas" w:hAnsi="Consolas"/><w:sz w:val="17"/><w:color w:val="1A202C"/></w:rPr><w:t xml:space="preserve">                    IF NOT v_opt_found THEN</w:t></w:r></w:p>
+<w:p><w:pPr><w:pStyle w:val="CodeBlock"/></w:pPr><w:r><w:rPr><w:rFonts w:ascii="Consolas" w:hAnsi="Consolas"/><w:sz w:val="17"/><w:color w:val="1A202C"/></w:rPr><w:t xml:space="preserve">                        RAISE EXCEPTION 'Invalid option: Product &quot;%&quot; does not support the option &quot;%&quot;.', v_prod.name, v_sel_name;</w:t></w:r></w:p>
+<w:p><w:pPr><w:pStyle w:val="CodeBlock"/></w:pPr><w:r><w:rPr><w:rFonts w:ascii="Consolas" w:hAnsi="Consolas"/><w:sz w:val="17"/><w:color w:val="1A202C"/></w:rPr><w:t xml:space="preserve">                    END IF;</w:t></w:r></w:p>
+<w:p><w:pPr><w:pStyle w:val="CodeBlock"/></w:pPr><w:r><w:rPr><w:rFonts w:ascii="Consolas" w:hAnsi="Consolas"/><w:sz w:val="17"/><w:color w:val="1A202C"/></w:rPr><w:t xml:space="preserve"></w:t></w:r></w:p>
+<w:p><w:pPr><w:pStyle w:val="CodeBlock"/></w:pPr><w:r><w:rPr><w:rFonts w:ascii="Consolas" w:hAnsi="Consolas"/><w:sz w:val="17"/><w:color w:val="1A202C"/></w:rPr><w:t xml:space="preserve">                    IF NOT v_choice_found THEN</w:t></w:r></w:p>
+<w:p><w:pPr><w:pStyle w:val="CodeBlock"/></w:pPr><w:r><w:rPr><w:rFonts w:ascii="Consolas" w:hAnsi="Consolas"/><w:sz w:val="17"/><w:color w:val="1A202C"/></w:rPr><w:t xml:space="preserve">                        RAISE EXCEPTION 'Invalid choice: Option &quot;%&quot; for product &quot;%&quot; does not have choice value &quot;%&quot;.', v_sel_name, v_prod.name, v_sel_val;</w:t></w:r></w:p>
+<w:p><w:pPr><w:pStyle w:val="CodeBlock"/></w:pPr><w:r><w:rPr><w:rFonts w:ascii="Consolas" w:hAnsi="Consolas"/><w:sz w:val="17"/><w:color w:val="1A202C"/></w:rPr><w:t xml:space="preserve">                    END IF;</w:t></w:r></w:p>
+<w:p><w:pPr><w:pStyle w:val="CodeBlock"/></w:pPr><w:r><w:rPr><w:rFonts w:ascii="Consolas" w:hAnsi="Consolas"/><w:sz w:val="17"/><w:color w:val="1A202C"/></w:rPr><w:t xml:space="preserve">                END;</w:t></w:r></w:p>
+<w:p><w:pPr><w:pStyle w:val="CodeBlock"/></w:pPr><w:r><w:rPr><w:rFonts w:ascii="Consolas" w:hAnsi="Consolas"/><w:sz w:val="17"/><w:color w:val="1A202C"/></w:rPr><w:t xml:space="preserve">            END LOOP;</w:t></w:r></w:p>
+<w:p><w:pPr><w:pStyle w:val="CodeBlock"/></w:pPr><w:r><w:rPr><w:rFonts w:ascii="Consolas" w:hAnsi="Consolas"/><w:sz w:val="17"/><w:color w:val="1A202C"/></w:rPr><w:t xml:space="preserve">        END IF;</w:t></w:r></w:p>
+<w:p><w:pPr><w:pStyle w:val="CodeBlock"/></w:pPr><w:r><w:rPr><w:rFonts w:ascii="Consolas" w:hAnsi="Consolas"/><w:sz w:val="17"/><w:color w:val="1A202C"/></w:rPr><w:t xml:space="preserve"></w:t></w:r></w:p>
+<w:p><w:pPr><w:pStyle w:val="CodeBlock"/></w:pPr><w:r><w:rPr><w:rFonts w:ascii="Consolas" w:hAnsi="Consolas"/><w:sz w:val="17"/><w:color w:val="1A202C"/></w:rPr><w:t xml:space="preserve">        -- Apply option modifiers to base unit price</w:t></w:r></w:p>
+<w:p><w:pPr><w:pStyle w:val="CodeBlock"/></w:pPr><w:r><w:rPr><w:rFonts w:ascii="Consolas" w:hAnsi="Consolas"/><w:sz w:val="17"/><w:color w:val="1A202C"/></w:rPr><w:t xml:space="preserve">        v_unit_price := v_unit_price + v_opt_mod;</w:t></w:r></w:p>
+<w:p><w:pPr><w:pStyle w:val="CodeBlock"/></w:pPr><w:r><w:rPr><w:rFonts w:ascii="Consolas" w:hAnsi="Consolas"/><w:sz w:val="17"/><w:color w:val="1A202C"/></w:rPr><w:t xml:space="preserve"></w:t></w:r></w:p>
+<w:p><w:pPr><w:pStyle w:val="CodeBlock"/></w:pPr><w:r><w:rPr><w:rFonts w:ascii="Consolas" w:hAnsi="Consolas"/><w:sz w:val="17"/><w:color w:val="1A202C"/></w:rPr><w:t xml:space="preserve">        -- Compute line total with modified unit price</w:t></w:r></w:p>
+<w:p><w:pPr><w:pStyle w:val="CodeBlock"/></w:pPr><w:r><w:rPr><w:rFonts w:ascii="Consolas" w:hAnsi="Consolas"/><w:sz w:val="17"/><w:color w:val="1A202C"/></w:rPr><w:t xml:space="preserve">        v_line_total := v_unit_price * v_qty;</w:t></w:r></w:p>
 <w:p><w:pPr><w:pStyle w:val="CodeBlock"/></w:pPr><w:r><w:rPr><w:rFonts w:ascii="Consolas" w:hAnsi="Consolas"/><w:sz w:val="17"/><w:color w:val="1A202C"/></w:rPr><w:t xml:space="preserve">        v_subtotal := v_subtotal + v_line_total;</w:t></w:r></w:p>
 <w:p><w:pPr><w:pStyle w:val="CodeBlock"/></w:pPr><w:r><w:rPr><w:rFonts w:ascii="Consolas" w:hAnsi="Consolas"/><w:sz w:val="17"/><w:color w:val="1A202C"/></w:rPr><w:t xml:space="preserve">    END LOOP;</w:t></w:r></w:p>
 <w:p><w:pPr><w:pStyle w:val="CodeBlock"/></w:pPr><w:r><w:rPr><w:rFonts w:ascii="Consolas" w:hAnsi="Consolas"/><w:sz w:val="17"/><w:color w:val="1A202C"/></w:rPr><w:t xml:space="preserve"></w:t></w:r></w:p>
 <w:p><w:pPr><w:pStyle w:val="CodeBlock"/></w:pPr><w:r><w:rPr><w:rFonts w:ascii="Consolas" w:hAnsi="Consolas"/><w:sz w:val="17"/><w:color w:val="1A202C"/></w:rPr><w:t xml:space="preserve">    -- 3. Validate Coupon Server-Side (if provided)</w:t></w:r></w:p>
 <w:p><w:pPr><w:pStyle w:val="CodeBlock"/></w:pPr><w:r><w:rPr><w:rFonts w:ascii="Consolas" w:hAnsi="Consolas"/><w:sz w:val="17"/><w:color w:val="1A202C"/></w:rPr><w:t xml:space="preserve">    IF v_coupon_code IS NOT NULL THEN</w:t></w:r></w:p>
 <w:p><w:pPr><w:pStyle w:val="CodeBlock"/></w:pPr><w:r><w:rPr><w:rFonts w:ascii="Consolas" w:hAnsi="Consolas"/><w:sz w:val="17"/><w:color w:val="1A202C"/></w:rPr><w:t xml:space="preserve">        v_coupon_res := public.validate_and_apply_coupon(v_coupon_code, v_subtotal);</w:t></w:r></w:p>
-<w:p><w:pPr><w:pStyle w:val="CodeBlock"/></w:pPr><w:r><w:rPr><w:rFonts w:ascii="Consolas" w:hAnsi="Consolas"/><w:sz w:val="17"/><w:color w:val="1A202C"/></w:rPr><w:t xml:space="preserve">        IF (v_coupon_res-&gt;&gt;'is_valid')::BOOLEAN THEN</w:t></w:r></w:p>
+<w:p><w:pPr><w:pStyle w:val="CodeBlock"/></w:pPr><w:r><w:rPr><w:rFonts w:ascii="Consolas" w:hAnsi="Consolas"/><w:sz w:val="17"/><w:color w:val="1A202C"/></w:rPr><w:t xml:space="preserve">        IF NOT (v_coupon_res-&gt;&gt;'is_valid')::BOOLEAN THEN</w:t></w:r></w:p>
+<w:p><w:pPr><w:pStyle w:val="CodeBlock"/></w:pPr><w:r><w:rPr><w:rFonts w:ascii="Consolas" w:hAnsi="Consolas"/><w:sz w:val="17"/><w:color w:val="1A202C"/></w:rPr><w:t xml:space="preserve">            RAISE EXCEPTION 'Coupon validation failed: %', (v_coupon_res-&gt;&gt;'message');</w:t></w:r></w:p>
+<w:p><w:pPr><w:pStyle w:val="CodeBlock"/></w:pPr><w:r><w:rPr><w:rFonts w:ascii="Consolas" w:hAnsi="Consolas"/><w:sz w:val="17"/><w:color w:val="1A202C"/></w:rPr><w:t xml:space="preserve">        ELSE</w:t></w:r></w:p>
 <w:p><w:pPr><w:pStyle w:val="CodeBlock"/></w:pPr><w:r><w:rPr><w:rFonts w:ascii="Consolas" w:hAnsi="Consolas"/><w:sz w:val="17"/><w:color w:val="1A202C"/></w:rPr><w:t xml:space="preserve">            v_coupon_id := (v_coupon_res-&gt;&gt;'coupon_id')::UUID;</w:t></w:r></w:p>
 <w:p><w:pPr><w:pStyle w:val="CodeBlock"/></w:pPr><w:r><w:rPr><w:rFonts w:ascii="Consolas" w:hAnsi="Consolas"/><w:sz w:val="17"/><w:color w:val="1A202C"/></w:rPr><w:t xml:space="preserve">            v_discount := (v_coupon_res-&gt;&gt;'discount_amount')::NUMERIC;</w:t></w:r></w:p>
 <w:p><w:pPr><w:pStyle w:val="CodeBlock"/></w:pPr><w:r><w:rPr><w:rFonts w:ascii="Consolas" w:hAnsi="Consolas"/><w:sz w:val="17"/><w:color w:val="1A202C"/></w:rPr><w:t xml:space="preserve">        END IF;</w:t></w:r></w:p>
@@ -609,7 +689,57 @@
 <w:p><w:pPr><w:pStyle w:val="CodeBlock"/></w:pPr><w:r><w:rPr><w:rFonts w:ascii="Consolas" w:hAnsi="Consolas"/><w:sz w:val="17"/><w:color w:val="1A202C"/></w:rPr><w:t xml:space="preserve">        END IF;</w:t></w:r></w:p>
 <w:p><w:pPr><w:pStyle w:val="CodeBlock"/></w:pPr><w:r><w:rPr><w:rFonts w:ascii="Consolas" w:hAnsi="Consolas"/><w:sz w:val="17"/><w:color w:val="1A202C"/></w:rPr><w:t xml:space="preserve"></w:t></w:r></w:p>
 <w:p><w:pPr><w:pStyle w:val="CodeBlock"/></w:pPr><w:r><w:rPr><w:rFonts w:ascii="Consolas" w:hAnsi="Consolas"/><w:sz w:val="17"/><w:color w:val="1A202C"/></w:rPr><w:t xml:space="preserve">        v_unit_price := v_prod.base_price;</w:t></w:r></w:p>
-<w:p><w:pPr><w:pStyle w:val="CodeBlock"/></w:pPr><w:r><w:rPr><w:rFonts w:ascii="Consolas" w:hAnsi="Consolas"/><w:sz w:val="17"/><w:color w:val="1A202C"/></w:rPr><w:t xml:space="preserve">        v_line_total := v_unit_price * (v_item-&gt;&gt;'quantity')::INT;</w:t></w:r></w:p>
+<w:p><w:pPr><w:pStyle w:val="CodeBlock"/></w:pPr><w:r><w:rPr><w:rFonts w:ascii="Consolas" w:hAnsi="Consolas"/><w:sz w:val="17"/><w:color w:val="1A202C"/></w:rPr><w:t xml:space="preserve">        v_selected_opts := COALESCE(v_item-&gt;'selected_options', '[]'::jsonb);</w:t></w:r></w:p>
+<w:p><w:pPr><w:pStyle w:val="CodeBlock"/></w:pPr><w:r><w:rPr><w:rFonts w:ascii="Consolas" w:hAnsi="Consolas"/><w:sz w:val="17"/><w:color w:val="1A202C"/></w:rPr><w:t xml:space="preserve">        v_opt_mod := 0;</w:t></w:r></w:p>
+<w:p><w:pPr><w:pStyle w:val="CodeBlock"/></w:pPr><w:r><w:rPr><w:rFonts w:ascii="Consolas" w:hAnsi="Consolas"/><w:sz w:val="17"/><w:color w:val="1A202C"/></w:rPr><w:t xml:space="preserve">        v_qty := (v_item-&gt;&gt;'quantity')::INT;</w:t></w:r></w:p>
+<w:p><w:pPr><w:pStyle w:val="CodeBlock"/></w:pPr><w:r><w:rPr><w:rFonts w:ascii="Consolas" w:hAnsi="Consolas"/><w:sz w:val="17"/><w:color w:val="1A202C"/></w:rPr><w:t xml:space="preserve"></w:t></w:r></w:p>
+<w:p><w:pPr><w:pStyle w:val="CodeBlock"/></w:pPr><w:r><w:rPr><w:rFonts w:ascii="Consolas" w:hAnsi="Consolas"/><w:sz w:val="17"/><w:color w:val="1A202C"/></w:rPr><w:t xml:space="preserve">        -- Recalculate and strictly validate options for insertion snapshot</w:t></w:r></w:p>
+<w:p><w:pPr><w:pStyle w:val="CodeBlock"/></w:pPr><w:r><w:rPr><w:rFonts w:ascii="Consolas" w:hAnsi="Consolas"/><w:sz w:val="17"/><w:color w:val="1A202C"/></w:rPr><w:t xml:space="preserve">        IF jsonb_typeof(v_selected_opts) = 'array' AND jsonb_array_length(v_selected_opts) &gt; 0 THEN</w:t></w:r></w:p>
+<w:p><w:pPr><w:pStyle w:val="CodeBlock"/></w:pPr><w:r><w:rPr><w:rFonts w:ascii="Consolas" w:hAnsi="Consolas"/><w:sz w:val="17"/><w:color w:val="1A202C"/></w:rPr><w:t xml:space="preserve">            FOR j IN 0 .. jsonb_array_length(v_selected_opts) - 1 LOOP</w:t></w:r></w:p>
+<w:p><w:pPr><w:pStyle w:val="CodeBlock"/></w:pPr><w:r><w:rPr><w:rFonts w:ascii="Consolas" w:hAnsi="Consolas"/><w:sz w:val="17"/><w:color w:val="1A202C"/></w:rPr><w:t xml:space="preserve">                DECLARE</w:t></w:r></w:p>
+<w:p><w:pPr><w:pStyle w:val="CodeBlock"/></w:pPr><w:r><w:rPr><w:rFonts w:ascii="Consolas" w:hAnsi="Consolas"/><w:sz w:val="17"/><w:color w:val="1A202C"/></w:rPr><w:t xml:space="preserve">                    v_sel_opt JSONB := v_selected_opts-&gt;j;</w:t></w:r></w:p>
+<w:p><w:pPr><w:pStyle w:val="CodeBlock"/></w:pPr><w:r><w:rPr><w:rFonts w:ascii="Consolas" w:hAnsi="Consolas"/><w:sz w:val="17"/><w:color w:val="1A202C"/></w:rPr><w:t xml:space="preserve">                    v_sel_name TEXT := v_sel_opt-&gt;&gt;'name';</w:t></w:r></w:p>
+<w:p><w:pPr><w:pStyle w:val="CodeBlock"/></w:pPr><w:r><w:rPr><w:rFonts w:ascii="Consolas" w:hAnsi="Consolas"/><w:sz w:val="17"/><w:color w:val="1A202C"/></w:rPr><w:t xml:space="preserve">                    v_sel_val TEXT := v_sel_opt-&gt;&gt;'value';</w:t></w:r></w:p>
+<w:p><w:pPr><w:pStyle w:val="CodeBlock"/></w:pPr><w:r><w:rPr><w:rFonts w:ascii="Consolas" w:hAnsi="Consolas"/><w:sz w:val="17"/><w:color w:val="1A202C"/></w:rPr><w:t xml:space="preserve">                    v_prod_opt JSONB;</w:t></w:r></w:p>
+<w:p><w:pPr><w:pStyle w:val="CodeBlock"/></w:pPr><w:r><w:rPr><w:rFonts w:ascii="Consolas" w:hAnsi="Consolas"/><w:sz w:val="17"/><w:color w:val="1A202C"/></w:rPr><w:t xml:space="preserve">                    v_choices JSONB;</w:t></w:r></w:p>
+<w:p><w:pPr><w:pStyle w:val="CodeBlock"/></w:pPr><w:r><w:rPr><w:rFonts w:ascii="Consolas" w:hAnsi="Consolas"/><w:sz w:val="17"/><w:color w:val="1A202C"/></w:rPr><w:t xml:space="preserve">                    v_choice JSONB;</w:t></w:r></w:p>
+<w:p><w:pPr><w:pStyle w:val="CodeBlock"/></w:pPr><w:r><w:rPr><w:rFonts w:ascii="Consolas" w:hAnsi="Consolas"/><w:sz w:val="17"/><w:color w:val="1A202C"/></w:rPr><w:t xml:space="preserve">                    v_opt_found BOOLEAN := false;</w:t></w:r></w:p>
+<w:p><w:pPr><w:pStyle w:val="CodeBlock"/></w:pPr><w:r><w:rPr><w:rFonts w:ascii="Consolas" w:hAnsi="Consolas"/><w:sz w:val="17"/><w:color w:val="1A202C"/></w:rPr><w:t xml:space="preserve">                    v_choice_found BOOLEAN := false;</w:t></w:r></w:p>
+<w:p><w:pPr><w:pStyle w:val="CodeBlock"/></w:pPr><w:r><w:rPr><w:rFonts w:ascii="Consolas" w:hAnsi="Consolas"/><w:sz w:val="17"/><w:color w:val="1A202C"/></w:rPr><w:t xml:space="preserve">                BEGIN</w:t></w:r></w:p>
+<w:p><w:pPr><w:pStyle w:val="CodeBlock"/></w:pPr><w:r><w:rPr><w:rFonts w:ascii="Consolas" w:hAnsi="Consolas"/><w:sz w:val="17"/><w:color w:val="1A202C"/></w:rPr><w:t xml:space="preserve">                    IF jsonb_typeof(v_prod.options) = 'array' THEN</w:t></w:r></w:p>
+<w:p><w:pPr><w:pStyle w:val="CodeBlock"/></w:pPr><w:r><w:rPr><w:rFonts w:ascii="Consolas" w:hAnsi="Consolas"/><w:sz w:val="17"/><w:color w:val="1A202C"/></w:rPr><w:t xml:space="preserve">                        FOR k IN 0 .. jsonb_array_length(v_prod.options) - 1 LOOP</w:t></w:r></w:p>
+<w:p><w:pPr><w:pStyle w:val="CodeBlock"/></w:pPr><w:r><w:rPr><w:rFonts w:ascii="Consolas" w:hAnsi="Consolas"/><w:sz w:val="17"/><w:color w:val="1A202C"/></w:rPr><w:t xml:space="preserve">                            v_prod_opt := v_prod.options-&gt;k;</w:t></w:r></w:p>
+<w:p><w:pPr><w:pStyle w:val="CodeBlock"/></w:pPr><w:r><w:rPr><w:rFonts w:ascii="Consolas" w:hAnsi="Consolas"/><w:sz w:val="17"/><w:color w:val="1A202C"/></w:rPr><w:t xml:space="preserve">                            IF v_prod_opt-&gt;&gt;'name' = v_sel_name THEN</w:t></w:r></w:p>
+<w:p><w:pPr><w:pStyle w:val="CodeBlock"/></w:pPr><w:r><w:rPr><w:rFonts w:ascii="Consolas" w:hAnsi="Consolas"/><w:sz w:val="17"/><w:color w:val="1A202C"/></w:rPr><w:t xml:space="preserve">                                v_opt_found := true;</w:t></w:r></w:p>
+<w:p><w:pPr><w:pStyle w:val="CodeBlock"/></w:pPr><w:r><w:rPr><w:rFonts w:ascii="Consolas" w:hAnsi="Consolas"/><w:sz w:val="17"/><w:color w:val="1A202C"/></w:rPr><w:t xml:space="preserve">                                v_choices := v_prod_opt-&gt;'choices';</w:t></w:r></w:p>
+<w:p><w:pPr><w:pStyle w:val="CodeBlock"/></w:pPr><w:r><w:rPr><w:rFonts w:ascii="Consolas" w:hAnsi="Consolas"/><w:sz w:val="17"/><w:color w:val="1A202C"/></w:rPr><w:t xml:space="preserve">                                IF jsonb_typeof(v_choices) = 'array' THEN</w:t></w:r></w:p>
+<w:p><w:pPr><w:pStyle w:val="CodeBlock"/></w:pPr><w:r><w:rPr><w:rFonts w:ascii="Consolas" w:hAnsi="Consolas"/><w:sz w:val="17"/><w:color w:val="1A202C"/></w:rPr><w:t xml:space="preserve">                                    FOR m IN 0 .. jsonb_array_length(v_choices) - 1 LOOP</w:t></w:r></w:p>
+<w:p><w:pPr><w:pStyle w:val="CodeBlock"/></w:pPr><w:r><w:rPr><w:rFonts w:ascii="Consolas" w:hAnsi="Consolas"/><w:sz w:val="17"/><w:color w:val="1A202C"/></w:rPr><w:t xml:space="preserve">                                        v_choice := v_choices-&gt;m;</w:t></w:r></w:p>
+<w:p><w:pPr><w:pStyle w:val="CodeBlock"/></w:pPr><w:r><w:rPr><w:rFonts w:ascii="Consolas" w:hAnsi="Consolas"/><w:sz w:val="17"/><w:color w:val="1A202C"/></w:rPr><w:t xml:space="preserve">                                        IF v_choice-&gt;&gt;'value' = v_sel_val THEN</w:t></w:r></w:p>
+<w:p><w:pPr><w:pStyle w:val="CodeBlock"/></w:pPr><w:r><w:rPr><w:rFonts w:ascii="Consolas" w:hAnsi="Consolas"/><w:sz w:val="17"/><w:color w:val="1A202C"/></w:rPr><w:t xml:space="preserve">                                            v_choice_found := true;</w:t></w:r></w:p>
+<w:p><w:pPr><w:pStyle w:val="CodeBlock"/></w:pPr><w:r><w:rPr><w:rFonts w:ascii="Consolas" w:hAnsi="Consolas"/><w:sz w:val="17"/><w:color w:val="1A202C"/></w:rPr><w:t xml:space="preserve">                                            v_opt_mod := v_opt_mod + COALESCE((v_choice-&gt;&gt;'price_modifier')::NUMERIC, 0);</w:t></w:r></w:p>
+<w:p><w:pPr><w:pStyle w:val="CodeBlock"/></w:pPr><w:r><w:rPr><w:rFonts w:ascii="Consolas" w:hAnsi="Consolas"/><w:sz w:val="17"/><w:color w:val="1A202C"/></w:rPr><w:t xml:space="preserve">                                            EXIT;</w:t></w:r></w:p>
+<w:p><w:pPr><w:pStyle w:val="CodeBlock"/></w:pPr><w:r><w:rPr><w:rFonts w:ascii="Consolas" w:hAnsi="Consolas"/><w:sz w:val="17"/><w:color w:val="1A202C"/></w:rPr><w:t xml:space="preserve">                                        END IF;</w:t></w:r></w:p>
+<w:p><w:pPr><w:pStyle w:val="CodeBlock"/></w:pPr><w:r><w:rPr><w:rFonts w:ascii="Consolas" w:hAnsi="Consolas"/><w:sz w:val="17"/><w:color w:val="1A202C"/></w:rPr><w:t xml:space="preserve">                                    END LOOP;</w:t></w:r></w:p>
+<w:p><w:pPr><w:pStyle w:val="CodeBlock"/></w:pPr><w:r><w:rPr><w:rFonts w:ascii="Consolas" w:hAnsi="Consolas"/><w:sz w:val="17"/><w:color w:val="1A202C"/></w:rPr><w:t xml:space="preserve">                                END IF;</w:t></w:r></w:p>
+<w:p><w:pPr><w:pStyle w:val="CodeBlock"/></w:pPr><w:r><w:rPr><w:rFonts w:ascii="Consolas" w:hAnsi="Consolas"/><w:sz w:val="17"/><w:color w:val="1A202C"/></w:rPr><w:t xml:space="preserve">                                EXIT;</w:t></w:r></w:p>
+<w:p><w:pPr><w:pStyle w:val="CodeBlock"/></w:pPr><w:r><w:rPr><w:rFonts w:ascii="Consolas" w:hAnsi="Consolas"/><w:sz w:val="17"/><w:color w:val="1A202C"/></w:rPr><w:t xml:space="preserve">                            END IF;</w:t></w:r></w:p>
+<w:p><w:pPr><w:pStyle w:val="CodeBlock"/></w:pPr><w:r><w:rPr><w:rFonts w:ascii="Consolas" w:hAnsi="Consolas"/><w:sz w:val="17"/><w:color w:val="1A202C"/></w:rPr><w:t xml:space="preserve">                        END LOOP;</w:t></w:r></w:p>
+<w:p><w:pPr><w:pStyle w:val="CodeBlock"/></w:pPr><w:r><w:rPr><w:rFonts w:ascii="Consolas" w:hAnsi="Consolas"/><w:sz w:val="17"/><w:color w:val="1A202C"/></w:rPr><w:t xml:space="preserve">                    END IF;</w:t></w:r></w:p>
+<w:p><w:pPr><w:pStyle w:val="CodeBlock"/></w:pPr><w:r><w:rPr><w:rFonts w:ascii="Consolas" w:hAnsi="Consolas"/><w:sz w:val="17"/><w:color w:val="1A202C"/></w:rPr><w:t xml:space="preserve"></w:t></w:r></w:p>
+<w:p><w:pPr><w:pStyle w:val="CodeBlock"/></w:pPr><w:r><w:rPr><w:rFonts w:ascii="Consolas" w:hAnsi="Consolas"/><w:sz w:val="17"/><w:color w:val="1A202C"/></w:rPr><w:t xml:space="preserve">                    IF NOT v_opt_found THEN</w:t></w:r></w:p>
+<w:p><w:pPr><w:pStyle w:val="CodeBlock"/></w:pPr><w:r><w:rPr><w:rFonts w:ascii="Consolas" w:hAnsi="Consolas"/><w:sz w:val="17"/><w:color w:val="1A202C"/></w:rPr><w:t xml:space="preserve">                        RAISE EXCEPTION 'Invalid option: Product &quot;%&quot; does not support the option &quot;%&quot;.', v_prod.name, v_sel_name;</w:t></w:r></w:p>
+<w:p><w:pPr><w:pStyle w:val="CodeBlock"/></w:pPr><w:r><w:rPr><w:rFonts w:ascii="Consolas" w:hAnsi="Consolas"/><w:sz w:val="17"/><w:color w:val="1A202C"/></w:rPr><w:t xml:space="preserve">                    END IF;</w:t></w:r></w:p>
+<w:p><w:pPr><w:pStyle w:val="CodeBlock"/></w:pPr><w:r><w:rPr><w:rFonts w:ascii="Consolas" w:hAnsi="Consolas"/><w:sz w:val="17"/><w:color w:val="1A202C"/></w:rPr><w:t xml:space="preserve"></w:t></w:r></w:p>
+<w:p><w:pPr><w:pStyle w:val="CodeBlock"/></w:pPr><w:r><w:rPr><w:rFonts w:ascii="Consolas" w:hAnsi="Consolas"/><w:sz w:val="17"/><w:color w:val="1A202C"/></w:rPr><w:t xml:space="preserve">                    IF NOT v_choice_found THEN</w:t></w:r></w:p>
+<w:p><w:pPr><w:pStyle w:val="CodeBlock"/></w:pPr><w:r><w:rPr><w:rFonts w:ascii="Consolas" w:hAnsi="Consolas"/><w:sz w:val="17"/><w:color w:val="1A202C"/></w:rPr><w:t xml:space="preserve">                        RAISE EXCEPTION 'Invalid choice: Option &quot;%&quot; for product &quot;%&quot; does not have choice value &quot;%&quot;.', v_sel_name, v_prod.name, v_sel_val;</w:t></w:r></w:p>
+<w:p><w:pPr><w:pStyle w:val="CodeBlock"/></w:pPr><w:r><w:rPr><w:rFonts w:ascii="Consolas" w:hAnsi="Consolas"/><w:sz w:val="17"/><w:color w:val="1A202C"/></w:rPr><w:t xml:space="preserve">                    END IF;</w:t></w:r></w:p>
+<w:p><w:pPr><w:pStyle w:val="CodeBlock"/></w:pPr><w:r><w:rPr><w:rFonts w:ascii="Consolas" w:hAnsi="Consolas"/><w:sz w:val="17"/><w:color w:val="1A202C"/></w:rPr><w:t xml:space="preserve">                END;</w:t></w:r></w:p>
+<w:p><w:pPr><w:pStyle w:val="CodeBlock"/></w:pPr><w:r><w:rPr><w:rFonts w:ascii="Consolas" w:hAnsi="Consolas"/><w:sz w:val="17"/><w:color w:val="1A202C"/></w:rPr><w:t xml:space="preserve">            END LOOP;</w:t></w:r></w:p>
+<w:p><w:pPr><w:pStyle w:val="CodeBlock"/></w:pPr><w:r><w:rPr><w:rFonts w:ascii="Consolas" w:hAnsi="Consolas"/><w:sz w:val="17"/><w:color w:val="1A202C"/></w:rPr><w:t xml:space="preserve">        END IF;</w:t></w:r></w:p>
+<w:p><w:pPr><w:pStyle w:val="CodeBlock"/></w:pPr><w:r><w:rPr><w:rFonts w:ascii="Consolas" w:hAnsi="Consolas"/><w:sz w:val="17"/><w:color w:val="1A202C"/></w:rPr><w:t xml:space="preserve"></w:t></w:r></w:p>
+<w:p><w:pPr><w:pStyle w:val="CodeBlock"/></w:pPr><w:r><w:rPr><w:rFonts w:ascii="Consolas" w:hAnsi="Consolas"/><w:sz w:val="17"/><w:color w:val="1A202C"/></w:rPr><w:t xml:space="preserve">        v_unit_price := v_unit_price + v_opt_mod;</w:t></w:r></w:p>
+<w:p><w:pPr><w:pStyle w:val="CodeBlock"/></w:pPr><w:r><w:rPr><w:rFonts w:ascii="Consolas" w:hAnsi="Consolas"/><w:sz w:val="17"/><w:color w:val="1A202C"/></w:rPr><w:t xml:space="preserve">        v_line_total := v_unit_price * v_qty;</w:t></w:r></w:p>
 <w:p><w:pPr><w:pStyle w:val="CodeBlock"/></w:pPr><w:r><w:rPr><w:rFonts w:ascii="Consolas" w:hAnsi="Consolas"/><w:sz w:val="17"/><w:color w:val="1A202C"/></w:rPr><w:t xml:space="preserve"></w:t></w:r></w:p>
 <w:p><w:pPr><w:pStyle w:val="CodeBlock"/></w:pPr><w:r><w:rPr><w:rFonts w:ascii="Consolas" w:hAnsi="Consolas"/><w:sz w:val="17"/><w:color w:val="1A202C"/></w:rPr><w:t xml:space="preserve">        INSERT INTO public.order_items (</w:t></w:r></w:p>
 <w:p><w:pPr><w:pStyle w:val="CodeBlock"/></w:pPr><w:r><w:rPr><w:rFonts w:ascii="Consolas" w:hAnsi="Consolas"/><w:sz w:val="17"/><w:color w:val="1A202C"/></w:rPr><w:t xml:space="preserve">            id,</w:t></w:r></w:p>
@@ -626,8 +756,8 @@
 <w:p><w:pPr><w:pStyle w:val="CodeBlock"/></w:pPr><w:r><w:rPr><w:rFonts w:ascii="Consolas" w:hAnsi="Consolas"/><w:sz w:val="17"/><w:color w:val="1A202C"/></w:rPr><w:t xml:space="preserve">            v_prod.id,</w:t></w:r></w:p>
 <w:p><w:pPr><w:pStyle w:val="CodeBlock"/></w:pPr><w:r><w:rPr><w:rFonts w:ascii="Consolas" w:hAnsi="Consolas"/><w:sz w:val="17"/><w:color w:val="1A202C"/></w:rPr><w:t xml:space="preserve">            v_prod.name,</w:t></w:r></w:p>
 <w:p><w:pPr><w:pStyle w:val="CodeBlock"/></w:pPr><w:r><w:rPr><w:rFonts w:ascii="Consolas" w:hAnsi="Consolas"/><w:sz w:val="17"/><w:color w:val="1A202C"/></w:rPr><w:t xml:space="preserve">            v_unit_price,</w:t></w:r></w:p>
-<w:p><w:pPr><w:pStyle w:val="CodeBlock"/></w:pPr><w:r><w:rPr><w:rFonts w:ascii="Consolas" w:hAnsi="Consolas"/><w:sz w:val="17"/><w:color w:val="1A202C"/></w:rPr><w:t xml:space="preserve">            (v_item-&gt;&gt;'quantity')::INT,</w:t></w:r></w:p>
-<w:p><w:pPr><w:pStyle w:val="CodeBlock"/></w:pPr><w:r><w:rPr><w:rFonts w:ascii="Consolas" w:hAnsi="Consolas"/><w:sz w:val="17"/><w:color w:val="1A202C"/></w:rPr><w:t xml:space="preserve">            COALESCE(v_item-&gt;'selected_options', '[]'::jsonb),</w:t></w:r></w:p>
+<w:p><w:pPr><w:pStyle w:val="CodeBlock"/></w:pPr><w:r><w:rPr><w:rFonts w:ascii="Consolas" w:hAnsi="Consolas"/><w:sz w:val="17"/><w:color w:val="1A202C"/></w:rPr><w:t xml:space="preserve">            v_qty,</w:t></w:r></w:p>
+<w:p><w:pPr><w:pStyle w:val="CodeBlock"/></w:pPr><w:r><w:rPr><w:rFonts w:ascii="Consolas" w:hAnsi="Consolas"/><w:sz w:val="17"/><w:color w:val="1A202C"/></w:rPr><w:t xml:space="preserve">            v_selected_opts,</w:t></w:r></w:p>
 <w:p><w:pPr><w:pStyle w:val="CodeBlock"/></w:pPr><w:r><w:rPr><w:rFonts w:ascii="Consolas" w:hAnsi="Consolas"/><w:sz w:val="17"/><w:color w:val="1A202C"/></w:rPr><w:t xml:space="preserve">            v_line_total</w:t></w:r></w:p>
 <w:p><w:pPr><w:pStyle w:val="CodeBlock"/></w:pPr><w:r><w:rPr><w:rFonts w:ascii="Consolas" w:hAnsi="Consolas"/><w:sz w:val="17"/><w:color w:val="1A202C"/></w:rPr><w:t xml:space="preserve">        );</w:t></w:r></w:p>
 <w:p><w:pPr><w:pStyle w:val="CodeBlock"/></w:pPr><w:r><w:rPr><w:rFonts w:ascii="Consolas" w:hAnsi="Consolas"/><w:sz w:val="17"/><w:color w:val="1A202C"/></w:rPr><w:t xml:space="preserve">    END LOOP;</w:t></w:r></w:p>
@@ -642,7 +772,7 @@
 <w:p><w:pPr><w:pStyle w:val="CodeBlock"/></w:pPr><w:r><w:rPr><w:rFonts w:ascii="Consolas" w:hAnsi="Consolas"/><w:sz w:val="17"/><w:color w:val="1A202C"/></w:rPr><w:t xml:space="preserve">        'total', v_final_total</w:t></w:r></w:p>
 <w:p><w:pPr><w:pStyle w:val="CodeBlock"/></w:pPr><w:r><w:rPr><w:rFonts w:ascii="Consolas" w:hAnsi="Consolas"/><w:sz w:val="17"/><w:color w:val="1A202C"/></w:rPr><w:t xml:space="preserve">    );</w:t></w:r></w:p>
 <w:p><w:pPr><w:pStyle w:val="CodeBlock"/></w:pPr><w:r><w:rPr><w:rFonts w:ascii="Consolas" w:hAnsi="Consolas"/><w:sz w:val="17"/><w:color w:val="1A202C"/></w:rPr><w:t xml:space="preserve">END;</w:t></w:r></w:p>
-<w:p><w:pPr><w:pStyle w:val="CodeBlock"/></w:pPr><w:r><w:rPr><w:rFonts w:ascii="Consolas" w:hAnsi="Consolas"/><w:sz w:val="17"/><w:color w:val="1A202C"/></w:rPr><w:t xml:space="preserve">$$ LANGUAGE plpgsql SECURITY DEFINER;</w:t></w:r></w:p>
+<w:p><w:pPr><w:pStyle w:val="CodeBlock"/></w:pPr><w:r><w:rPr><w:rFonts w:ascii="Consolas" w:hAnsi="Consolas"/><w:sz w:val="17"/><w:color w:val="1A202C"/></w:rPr><w:t xml:space="preserve">$$ LANGUAGE plpgsql SECURITY DEFINER SET search_path = public, pg_temp;</w:t></w:r></w:p>
 <w:p><w:pPr><w:pStyle w:val="CodeBlock"/></w:pPr><w:r><w:rPr><w:rFonts w:ascii="Consolas" w:hAnsi="Consolas"/><w:sz w:val="17"/><w:color w:val="1A202C"/></w:rPr><w:t xml:space="preserve"></w:t></w:r></w:p>
 <w:p><w:pPr><w:pStyle w:val="CodeBlock"/></w:pPr><w:r><w:rPr><w:rFonts w:ascii="Consolas" w:hAnsi="Consolas"/><w:sz w:val="17"/><w:color w:val="1A202C"/></w:rPr><w:t xml:space="preserve"></w:t></w:r></w:p>
 <w:p><w:pPr><w:pStyle w:val="CodeBlock"/></w:pPr><w:r><w:rPr><w:rFonts w:ascii="Consolas" w:hAnsi="Consolas"/><w:sz w:val="17"/><w:color w:val="1A202C"/></w:rPr><w:t xml:space="preserve">-- 8. Explicit Order Status Transition Enforcement (Hardening Safeguard 8)</w:t></w:r></w:p>
@@ -681,7 +811,7 @@
 <w:p><w:pPr><w:pStyle w:val="CodeBlock"/></w:pPr><w:r><w:rPr><w:rFonts w:ascii="Consolas" w:hAnsi="Consolas"/><w:sz w:val="17"/><w:color w:val="1A202C"/></w:rPr><w:t xml:space="preserve"></w:t></w:r></w:p>
 <w:p><w:pPr><w:pStyle w:val="CodeBlock"/></w:pPr><w:r><w:rPr><w:rFonts w:ascii="Consolas" w:hAnsi="Consolas"/><w:sz w:val="17"/><w:color w:val="1A202C"/></w:rPr><w:t xml:space="preserve">    RETURN NEW;</w:t></w:r></w:p>
 <w:p><w:pPr><w:pStyle w:val="CodeBlock"/></w:pPr><w:r><w:rPr><w:rFonts w:ascii="Consolas" w:hAnsi="Consolas"/><w:sz w:val="17"/><w:color w:val="1A202C"/></w:rPr><w:t xml:space="preserve">END;</w:t></w:r></w:p>
-<w:p><w:pPr><w:pStyle w:val="CodeBlock"/></w:pPr><w:r><w:rPr><w:rFonts w:ascii="Consolas" w:hAnsi="Consolas"/><w:sz w:val="17"/><w:color w:val="1A202C"/></w:rPr><w:t xml:space="preserve">$$ LANGUAGE plpgsql SECURITY DEFINER;</w:t></w:r></w:p>
+<w:p><w:pPr><w:pStyle w:val="CodeBlock"/></w:pPr><w:r><w:rPr><w:rFonts w:ascii="Consolas" w:hAnsi="Consolas"/><w:sz w:val="17"/><w:color w:val="1A202C"/></w:rPr><w:t xml:space="preserve">$$ LANGUAGE plpgsql SECURITY DEFINER SET search_path = public, pg_temp;</w:t></w:r></w:p>
 <w:p><w:pPr><w:pStyle w:val="CodeBlock"/></w:pPr><w:r><w:rPr><w:rFonts w:ascii="Consolas" w:hAnsi="Consolas"/><w:sz w:val="17"/><w:color w:val="1A202C"/></w:rPr><w:t xml:space="preserve"></w:t></w:r></w:p>
 <w:p><w:pPr><w:pStyle w:val="CodeBlock"/></w:pPr><w:r><w:rPr><w:rFonts w:ascii="Consolas" w:hAnsi="Consolas"/><w:sz w:val="17"/><w:color w:val="1A202C"/></w:rPr><w:t xml:space="preserve">DROP TRIGGER IF EXISTS trg_enforce_order_status ON public.orders;</w:t></w:r></w:p>
 <w:p><w:pPr><w:pStyle w:val="CodeBlock"/></w:pPr><w:r><w:rPr><w:rFonts w:ascii="Consolas" w:hAnsi="Consolas"/><w:sz w:val="17"/><w:color w:val="1A202C"/></w:rPr><w:t xml:space="preserve">CREATE TRIGGER trg_enforce_order_status</w:t></w:r></w:p>
@@ -737,7 +867,7 @@
 <w:p><w:pPr><w:pStyle w:val="CodeBlock"/></w:pPr><w:r><w:rPr><w:rFonts w:ascii="Consolas" w:hAnsi="Consolas"/><w:sz w:val="17"/><w:color w:val="1A202C"/></w:rPr><w:t xml:space="preserve">        'order_number', v_order.order_number</w:t></w:r></w:p>
 <w:p><w:pPr><w:pStyle w:val="CodeBlock"/></w:pPr><w:r><w:rPr><w:rFonts w:ascii="Consolas" w:hAnsi="Consolas"/><w:sz w:val="17"/><w:color w:val="1A202C"/></w:rPr><w:t xml:space="preserve">    );</w:t></w:r></w:p>
 <w:p><w:pPr><w:pStyle w:val="CodeBlock"/></w:pPr><w:r><w:rPr><w:rFonts w:ascii="Consolas" w:hAnsi="Consolas"/><w:sz w:val="17"/><w:color w:val="1A202C"/></w:rPr><w:t xml:space="preserve">END;</w:t></w:r></w:p>
-<w:p><w:pPr><w:pStyle w:val="CodeBlock"/></w:pPr><w:r><w:rPr><w:rFonts w:ascii="Consolas" w:hAnsi="Consolas"/><w:sz w:val="17"/><w:color w:val="1A202C"/></w:rPr><w:t xml:space="preserve">$$ LANGUAGE plpgsql SECURITY DEFINER;</w:t></w:r></w:p>
+<w:p><w:pPr><w:pStyle w:val="CodeBlock"/></w:pPr><w:r><w:rPr><w:rFonts w:ascii="Consolas" w:hAnsi="Consolas"/><w:sz w:val="17"/><w:color w:val="1A202C"/></w:rPr><w:t xml:space="preserve">$$ LANGUAGE plpgsql SECURITY DEFINER SET search_path = public, pg_temp;</w:t></w:r></w:p>
 <w:p><w:pPr><w:pStyle w:val="CodeBlock"/></w:pPr><w:r><w:rPr><w:rFonts w:ascii="Consolas" w:hAnsi="Consolas"/><w:sz w:val="17"/><w:color w:val="1A202C"/></w:rPr><w:t xml:space="preserve"></w:t></w:r></w:p>
 <w:p><w:pPr><w:pStyle w:val="CodeBlock"/></w:pPr><w:r><w:rPr><w:rFonts w:ascii="Consolas" w:hAnsi="Consolas"/><w:sz w:val="17"/><w:color w:val="1A202C"/></w:rPr><w:t xml:space="preserve"></w:t></w:r></w:p>
 <w:p><w:pPr><w:pStyle w:val="CodeBlock"/></w:pPr><w:r><w:rPr><w:rFonts w:ascii="Consolas" w:hAnsi="Consolas"/><w:sz w:val="17"/><w:color w:val="1A202C"/></w:rPr><w:t xml:space="preserve">-- 10. Performance Indexes</w:t></w:r></w:p>
@@ -756,7 +886,7 @@
 <w:p><w:r><w:rPr><w:i/></w:rPr><w:t xml:space="preserve">Enables RLS across all tables. Grants public read for active products/categories/zones, restricts admin tables to verified admin profiles, and prevents customers from escalating roles.</w:t></w:r></w:p>
 <w:p><w:pPr><w:pStyle w:val="CodeBlock"/></w:pPr><w:r><w:rPr><w:rFonts w:ascii="Consolas" w:hAnsi="Consolas"/><w:sz w:val="17"/><w:color w:val="1A202C"/></w:rPr><w:t xml:space="preserve">-- =============================================================================</w:t></w:r></w:p>
 <w:p><w:pPr><w:pStyle w:val="CodeBlock"/></w:pPr><w:r><w:rPr><w:rFonts w:ascii="Consolas" w:hAnsi="Consolas"/><w:sz w:val="17"/><w:color w:val="1A202C"/></w:rPr><w:t xml:space="preserve">-- SQL 3 â€” Row Level Security (RLS) &amp; Access Policies (Run Third)</w:t></w:r></w:p>
-<w:p><w:pPr><w:pStyle w:val="CodeBlock"/></w:pPr><w:r><w:rPr><w:rFonts w:ascii="Consolas" w:hAnsi="Consolas"/><w:sz w:val="17"/><w:color w:val="1A202C"/></w:rPr><w:t xml:space="preserve">-- SITI FRUITIES â€” Phase 3B Database Implementation</w:t></w:r></w:p>
+<w:p><w:pPr><w:pStyle w:val="CodeBlock"/></w:pPr><w:r><w:rPr><w:rFonts w:ascii="Consolas" w:hAnsi="Consolas"/><w:sz w:val="17"/><w:color w:val="1A202C"/></w:rPr><w:t xml:space="preserve">-- SITI FRUITIES â€” Phase 3B Database Implementation (Hardened &amp; Debugged)</w:t></w:r></w:p>
 <w:p><w:pPr><w:pStyle w:val="CodeBlock"/></w:pPr><w:r><w:rPr><w:rFonts w:ascii="Consolas" w:hAnsi="Consolas"/><w:sz w:val="17"/><w:color w:val="1A202C"/></w:rPr><w:t xml:space="preserve">-- =============================================================================</w:t></w:r></w:p>
 <w:p><w:pPr><w:pStyle w:val="CodeBlock"/></w:pPr><w:r><w:rPr><w:rFonts w:ascii="Consolas" w:hAnsi="Consolas"/><w:sz w:val="17"/><w:color w:val="1A202C"/></w:rPr><w:t xml:space="preserve"></w:t></w:r></w:p>
 <w:p><w:pPr><w:pStyle w:val="CodeBlock"/></w:pPr><w:r><w:rPr><w:rFonts w:ascii="Consolas" w:hAnsi="Consolas"/><w:sz w:val="17"/><w:color w:val="1A202C"/></w:rPr><w:t xml:space="preserve">-- 1. Enable RLS on all tables</w:t></w:r></w:p>
@@ -844,12 +974,11 @@
 <w:p><w:pPr><w:pStyle w:val="CodeBlock"/></w:pPr><w:r><w:rPr><w:rFonts w:ascii="Consolas" w:hAnsi="Consolas"/><w:sz w:val="17"/><w:color w:val="1A202C"/></w:rPr><w:t xml:space="preserve">    WITH CHECK (auth.uid() = user_id OR public.is_admin());</w:t></w:r></w:p>
 <w:p><w:pPr><w:pStyle w:val="CodeBlock"/></w:pPr><w:r><w:rPr><w:rFonts w:ascii="Consolas" w:hAnsi="Consolas"/><w:sz w:val="17"/><w:color w:val="1A202C"/></w:rPr><w:t xml:space="preserve"></w:t></w:r></w:p>
 <w:p><w:pPr><w:pStyle w:val="CodeBlock"/></w:pPr><w:r><w:rPr><w:rFonts w:ascii="Consolas" w:hAnsi="Consolas"/><w:sz w:val="17"/><w:color w:val="1A202C"/></w:rPr><w:t xml:space="preserve"></w:t></w:r></w:p>
-<w:p><w:pPr><w:pStyle w:val="CodeBlock"/></w:pPr><w:r><w:rPr><w:rFonts w:ascii="Consolas" w:hAnsi="Consolas"/><w:sz w:val="17"/><w:color w:val="1A202C"/></w:rPr><w:t xml:space="preserve">-- 9. Orders Policies</w:t></w:r></w:p>
+<w:p><w:pPr><w:pStyle w:val="CodeBlock"/></w:pPr><w:r><w:rPr><w:rFonts w:ascii="Consolas" w:hAnsi="Consolas"/><w:sz w:val="17"/><w:color w:val="1A202C"/></w:rPr><w:t xml:space="preserve">-- 9. Orders Policies (Bypasses general insertion, force through authoritative RPC)</w:t></w:r></w:p>
 <w:p><w:pPr><w:pStyle w:val="CodeBlock"/></w:pPr><w:r><w:rPr><w:rFonts w:ascii="Consolas" w:hAnsi="Consolas"/><w:sz w:val="17"/><w:color w:val="1A202C"/></w:rPr><w:t xml:space="preserve">DROP POLICY IF EXISTS &quot;Anyone can create orders (guest or user)&quot; ON public.orders;</w:t></w:r></w:p>
-<w:p><w:pPr><w:pStyle w:val="CodeBlock"/></w:pPr><w:r><w:rPr><w:rFonts w:ascii="Consolas" w:hAnsi="Consolas"/><w:sz w:val="17"/><w:color w:val="1A202C"/></w:rPr><w:t xml:space="preserve">CREATE POLICY &quot;Anyone can create orders (guest or user)&quot; ON public.orders</w:t></w:r></w:p>
-<w:p><w:pPr><w:pStyle w:val="CodeBlock"/></w:pPr><w:r><w:rPr><w:rFonts w:ascii="Consolas" w:hAnsi="Consolas"/><w:sz w:val="17"/><w:color w:val="1A202C"/></w:rPr><w:t xml:space="preserve">    FOR INSERT WITH CHECK (</w:t></w:r></w:p>
-<w:p><w:pPr><w:pStyle w:val="CodeBlock"/></w:pPr><w:r><w:rPr><w:rFonts w:ascii="Consolas" w:hAnsi="Consolas"/><w:sz w:val="17"/><w:color w:val="1A202C"/></w:rPr><w:t xml:space="preserve">        user_id IS NULL OR user_id = auth.uid() OR public.is_admin()</w:t></w:r></w:p>
-<w:p><w:pPr><w:pStyle w:val="CodeBlock"/></w:pPr><w:r><w:rPr><w:rFonts w:ascii="Consolas" w:hAnsi="Consolas"/><w:sz w:val="17"/><w:color w:val="1A202C"/></w:rPr><w:t xml:space="preserve">    );</w:t></w:r></w:p>
+<w:p><w:pPr><w:pStyle w:val="CodeBlock"/></w:pPr><w:r><w:rPr><w:rFonts w:ascii="Consolas" w:hAnsi="Consolas"/><w:sz w:val="17"/><w:color w:val="1A202C"/></w:rPr><w:t xml:space="preserve">DROP POLICY IF EXISTS &quot;Admin can insert orders directly&quot; ON public.orders;</w:t></w:r></w:p>
+<w:p><w:pPr><w:pStyle w:val="CodeBlock"/></w:pPr><w:r><w:rPr><w:rFonts w:ascii="Consolas" w:hAnsi="Consolas"/><w:sz w:val="17"/><w:color w:val="1A202C"/></w:rPr><w:t xml:space="preserve">CREATE POLICY &quot;Admin can insert orders directly&quot; ON public.orders</w:t></w:r></w:p>
+<w:p><w:pPr><w:pStyle w:val="CodeBlock"/></w:pPr><w:r><w:rPr><w:rFonts w:ascii="Consolas" w:hAnsi="Consolas"/><w:sz w:val="17"/><w:color w:val="1A202C"/></w:rPr><w:t xml:space="preserve">    FOR INSERT TO authenticated WITH CHECK (public.is_admin());</w:t></w:r></w:p>
 <w:p><w:pPr><w:pStyle w:val="CodeBlock"/></w:pPr><w:r><w:rPr><w:rFonts w:ascii="Consolas" w:hAnsi="Consolas"/><w:sz w:val="17"/><w:color w:val="1A202C"/></w:rPr><w:t xml:space="preserve"></w:t></w:r></w:p>
 <w:p><w:pPr><w:pStyle w:val="CodeBlock"/></w:pPr><w:r><w:rPr><w:rFonts w:ascii="Consolas" w:hAnsi="Consolas"/><w:sz w:val="17"/><w:color w:val="1A202C"/></w:rPr><w:t xml:space="preserve">DROP POLICY IF EXISTS &quot;Users can view their own orders; admin views all&quot; ON public.orders;</w:t></w:r></w:p>
 <w:p><w:pPr><w:pStyle w:val="CodeBlock"/></w:pPr><w:r><w:rPr><w:rFonts w:ascii="Consolas" w:hAnsi="Consolas"/><w:sz w:val="17"/><w:color w:val="1A202C"/></w:rPr><w:t xml:space="preserve">CREATE POLICY &quot;Users can view their own orders; admin views all&quot; ON public.orders</w:t></w:r></w:p>
@@ -862,10 +991,11 @@
 <w:p><w:pPr><w:pStyle w:val="CodeBlock"/></w:pPr><w:r><w:rPr><w:rFonts w:ascii="Consolas" w:hAnsi="Consolas"/><w:sz w:val="17"/><w:color w:val="1A202C"/></w:rPr><w:t xml:space="preserve">    FOR UPDATE USING (public.is_admin()) WITH CHECK (public.is_admin());</w:t></w:r></w:p>
 <w:p><w:pPr><w:pStyle w:val="CodeBlock"/></w:pPr><w:r><w:rPr><w:rFonts w:ascii="Consolas" w:hAnsi="Consolas"/><w:sz w:val="17"/><w:color w:val="1A202C"/></w:rPr><w:t xml:space="preserve"></w:t></w:r></w:p>
 <w:p><w:pPr><w:pStyle w:val="CodeBlock"/></w:pPr><w:r><w:rPr><w:rFonts w:ascii="Consolas" w:hAnsi="Consolas"/><w:sz w:val="17"/><w:color w:val="1A202C"/></w:rPr><w:t xml:space="preserve"></w:t></w:r></w:p>
-<w:p><w:pPr><w:pStyle w:val="CodeBlock"/></w:pPr><w:r><w:rPr><w:rFonts w:ascii="Consolas" w:hAnsi="Consolas"/><w:sz w:val="17"/><w:color w:val="1A202C"/></w:rPr><w:t xml:space="preserve">-- 10. Order Items Policies</w:t></w:r></w:p>
+<w:p><w:pPr><w:pStyle w:val="CodeBlock"/></w:pPr><w:r><w:rPr><w:rFonts w:ascii="Consolas" w:hAnsi="Consolas"/><w:sz w:val="17"/><w:color w:val="1A202C"/></w:rPr><w:t xml:space="preserve">-- 10. Order Items Policies (Bypasses general insertion, force through authoritative RPC)</w:t></w:r></w:p>
 <w:p><w:pPr><w:pStyle w:val="CodeBlock"/></w:pPr><w:r><w:rPr><w:rFonts w:ascii="Consolas" w:hAnsi="Consolas"/><w:sz w:val="17"/><w:color w:val="1A202C"/></w:rPr><w:t xml:space="preserve">DROP POLICY IF EXISTS &quot;Anyone can insert order items&quot; ON public.order_items;</w:t></w:r></w:p>
-<w:p><w:pPr><w:pStyle w:val="CodeBlock"/></w:pPr><w:r><w:rPr><w:rFonts w:ascii="Consolas" w:hAnsi="Consolas"/><w:sz w:val="17"/><w:color w:val="1A202C"/></w:rPr><w:t xml:space="preserve">CREATE POLICY &quot;Anyone can insert order items&quot; ON public.order_items</w:t></w:r></w:p>
-<w:p><w:pPr><w:pStyle w:val="CodeBlock"/></w:pPr><w:r><w:rPr><w:rFonts w:ascii="Consolas" w:hAnsi="Consolas"/><w:sz w:val="17"/><w:color w:val="1A202C"/></w:rPr><w:t xml:space="preserve">    FOR INSERT WITH CHECK (true);</w:t></w:r></w:p>
+<w:p><w:pPr><w:pStyle w:val="CodeBlock"/></w:pPr><w:r><w:rPr><w:rFonts w:ascii="Consolas" w:hAnsi="Consolas"/><w:sz w:val="17"/><w:color w:val="1A202C"/></w:rPr><w:t xml:space="preserve">DROP POLICY IF EXISTS &quot;Admin can insert order items directly&quot; ON public.order_items;</w:t></w:r></w:p>
+<w:p><w:pPr><w:pStyle w:val="CodeBlock"/></w:pPr><w:r><w:rPr><w:rFonts w:ascii="Consolas" w:hAnsi="Consolas"/><w:sz w:val="17"/><w:color w:val="1A202C"/></w:rPr><w:t xml:space="preserve">CREATE POLICY &quot;Admin can insert order items directly&quot; ON public.order_items</w:t></w:r></w:p>
+<w:p><w:pPr><w:pStyle w:val="CodeBlock"/></w:pPr><w:r><w:rPr><w:rFonts w:ascii="Consolas" w:hAnsi="Consolas"/><w:sz w:val="17"/><w:color w:val="1A202C"/></w:rPr><w:t xml:space="preserve">    FOR INSERT TO authenticated WITH CHECK (public.is_admin());</w:t></w:r></w:p>
 <w:p><w:pPr><w:pStyle w:val="CodeBlock"/></w:pPr><w:r><w:rPr><w:rFonts w:ascii="Consolas" w:hAnsi="Consolas"/><w:sz w:val="17"/><w:color w:val="1A202C"/></w:rPr><w:t xml:space="preserve"></w:t></w:r></w:p>
 <w:p><w:pPr><w:pStyle w:val="CodeBlock"/></w:pPr><w:r><w:rPr><w:rFonts w:ascii="Consolas" w:hAnsi="Consolas"/><w:sz w:val="17"/><w:color w:val="1A202C"/></w:rPr><w:t xml:space="preserve">DROP POLICY IF EXISTS &quot;Users can view items of their orders; admin views all&quot; ON public.order_items;</w:t></w:r></w:p>
 <w:p><w:pPr><w:pStyle w:val="CodeBlock"/></w:pPr><w:r><w:rPr><w:rFonts w:ascii="Consolas" w:hAnsi="Consolas"/><w:sz w:val="17"/><w:color w:val="1A202C"/></w:rPr><w:t xml:space="preserve">CREATE POLICY &quot;Users can view items of their orders; admin views all&quot; ON public.order_items</w:t></w:r></w:p>
@@ -1553,8 +1683,7 @@
       <w:pgMar w:top="1440" w:right="1440" w:bottom="1440" w:left="1440" w:header="720" w:footer="720" w:gutter="0"/>
     </w:sectPr>
   </w:body>
-</w:document>
-
+</w:document>
 </file>
 
 <file path=word\styles.xml><?xml version="1.0" encoding="utf-8"?>

--- a/SITI FRUITIES - Phase 3B Setup Guide.docx
+++ b/SITI FRUITIES - Phase 3B Setup Guide.docx
@@ -359,7 +359,21 @@
 <w:p><w:pPr><w:pStyle w:val="CodeBlock"/></w:pPr><w:r><w:rPr><w:rFonts w:ascii="Consolas" w:hAnsi="Consolas"/><w:sz w:val="17"/><w:color w:val="1A202C"/></w:rPr><w:t xml:space="preserve">CREATE OR REPLACE FUNCTION public.prevent_role_escalation()</w:t></w:r></w:p>
 <w:p><w:pPr><w:pStyle w:val="CodeBlock"/></w:pPr><w:r><w:rPr><w:rFonts w:ascii="Consolas" w:hAnsi="Consolas"/><w:sz w:val="17"/><w:color w:val="1A202C"/></w:rPr><w:t xml:space="preserve">RETURNS TRIGGER AS $$</w:t></w:r></w:p>
 <w:p><w:pPr><w:pStyle w:val="CodeBlock"/></w:pPr><w:r><w:rPr><w:rFonts w:ascii="Consolas" w:hAnsi="Consolas"/><w:sz w:val="17"/><w:color w:val="1A202C"/></w:rPr><w:t xml:space="preserve">BEGIN</w:t></w:r></w:p>
-<w:p><w:pPr><w:pStyle w:val="CodeBlock"/></w:pPr><w:r><w:rPr><w:rFonts w:ascii="Consolas" w:hAnsi="Consolas"/><w:sz w:val="17"/><w:color w:val="1A202C"/></w:rPr><w:t xml:space="preserve">    IF NEW.role &lt;&gt; OLD.role AND NOT public.is_admin() THEN</w:t></w:r></w:p>
+<w:p><w:pPr><w:pStyle w:val="CodeBlock"/></w:pPr><w:r><w:rPr><w:rFonts w:ascii="Consolas" w:hAnsi="Consolas"/><w:sz w:val="17"/><w:color w:val="1A202C"/></w:rPr><w:t xml:space="preserve">    -- If role is being changed:</w:t></w:r></w:p>
+<w:p><w:pPr><w:pStyle w:val="CodeBlock"/></w:pPr><w:r><w:rPr><w:rFonts w:ascii="Consolas" w:hAnsi="Consolas"/><w:sz w:val="17"/><w:color w:val="1A202C"/></w:rPr><w:t xml:space="preserve">    IF NEW.role &lt;&gt; OLD.role THEN</w:t></w:r></w:p>
+<w:p><w:pPr><w:pStyle w:val="CodeBlock"/></w:pPr><w:r><w:rPr><w:rFonts w:ascii="Consolas" w:hAnsi="Consolas"/><w:sz w:val="17"/><w:color w:val="1A202C"/></w:rPr><w:t xml:space="preserve">        -- Allow database administrators, service_role, and direct SQL Editor operations (where auth.uid() is null)</w:t></w:r></w:p>
+<w:p><w:pPr><w:pStyle w:val="CodeBlock"/></w:pPr><w:r><w:rPr><w:rFonts w:ascii="Consolas" w:hAnsi="Consolas"/><w:sz w:val="17"/><w:color w:val="1A202C"/></w:rPr><w:t xml:space="preserve">        IF current_user IN ('postgres', 'service_role', 'supabase_admin') </w:t></w:r></w:p>
+<w:p><w:pPr><w:pStyle w:val="CodeBlock"/></w:pPr><w:r><w:rPr><w:rFonts w:ascii="Consolas" w:hAnsi="Consolas"/><w:sz w:val="17"/><w:color w:val="1A202C"/></w:rPr><w:t xml:space="preserve">           OR auth.role() = 'service_role' </w:t></w:r></w:p>
+<w:p><w:pPr><w:pStyle w:val="CodeBlock"/></w:pPr><w:r><w:rPr><w:rFonts w:ascii="Consolas" w:hAnsi="Consolas"/><w:sz w:val="17"/><w:color w:val="1A202C"/></w:rPr><w:t xml:space="preserve">           OR auth.uid() IS NULL THEN</w:t></w:r></w:p>
+<w:p><w:pPr><w:pStyle w:val="CodeBlock"/></w:pPr><w:r><w:rPr><w:rFonts w:ascii="Consolas" w:hAnsi="Consolas"/><w:sz w:val="17"/><w:color w:val="1A202C"/></w:rPr><w:t xml:space="preserve">            RETURN NEW;</w:t></w:r></w:p>
+<w:p><w:pPr><w:pStyle w:val="CodeBlock"/></w:pPr><w:r><w:rPr><w:rFonts w:ascii="Consolas" w:hAnsi="Consolas"/><w:sz w:val="17"/><w:color w:val="1A202C"/></w:rPr><w:t xml:space="preserve">        END IF;</w:t></w:r></w:p>
+<w:p><w:pPr><w:pStyle w:val="CodeBlock"/></w:pPr><w:r><w:rPr><w:rFonts w:ascii="Consolas" w:hAnsi="Consolas"/><w:sz w:val="17"/><w:color w:val="1A202C"/></w:rPr><w:t xml:space="preserve"></w:t></w:r></w:p>
+<w:p><w:pPr><w:pStyle w:val="CodeBlock"/></w:pPr><w:r><w:rPr><w:rFonts w:ascii="Consolas" w:hAnsi="Consolas"/><w:sz w:val="17"/><w:color w:val="1A202C"/></w:rPr><w:t xml:space="preserve">        -- Allow existing admin users authenticated through the app</w:t></w:r></w:p>
+<w:p><w:pPr><w:pStyle w:val="CodeBlock"/></w:pPr><w:r><w:rPr><w:rFonts w:ascii="Consolas" w:hAnsi="Consolas"/><w:sz w:val="17"/><w:color w:val="1A202C"/></w:rPr><w:t xml:space="preserve">        IF public.is_admin() THEN</w:t></w:r></w:p>
+<w:p><w:pPr><w:pStyle w:val="CodeBlock"/></w:pPr><w:r><w:rPr><w:rFonts w:ascii="Consolas" w:hAnsi="Consolas"/><w:sz w:val="17"/><w:color w:val="1A202C"/></w:rPr><w:t xml:space="preserve">            RETURN NEW;</w:t></w:r></w:p>
+<w:p><w:pPr><w:pStyle w:val="CodeBlock"/></w:pPr><w:r><w:rPr><w:rFonts w:ascii="Consolas" w:hAnsi="Consolas"/><w:sz w:val="17"/><w:color w:val="1A202C"/></w:rPr><w:t xml:space="preserve">        END IF;</w:t></w:r></w:p>
+<w:p><w:pPr><w:pStyle w:val="CodeBlock"/></w:pPr><w:r><w:rPr><w:rFonts w:ascii="Consolas" w:hAnsi="Consolas"/><w:sz w:val="17"/><w:color w:val="1A202C"/></w:rPr><w:t xml:space="preserve"></w:t></w:r></w:p>
+<w:p><w:pPr><w:pStyle w:val="CodeBlock"/></w:pPr><w:r><w:rPr><w:rFonts w:ascii="Consolas" w:hAnsi="Consolas"/><w:sz w:val="17"/><w:color w:val="1A202C"/></w:rPr><w:t xml:space="preserve">        -- Strictly block customer self-escalation</w:t></w:r></w:p>
 <w:p><w:pPr><w:pStyle w:val="CodeBlock"/></w:pPr><w:r><w:rPr><w:rFonts w:ascii="Consolas" w:hAnsi="Consolas"/><w:sz w:val="17"/><w:color w:val="1A202C"/></w:rPr><w:t xml:space="preserve">        RAISE EXCEPTION 'Security violation: Customers cannot modify their own user role.';</w:t></w:r></w:p>
 <w:p><w:pPr><w:pStyle w:val="CodeBlock"/></w:pPr><w:r><w:rPr><w:rFonts w:ascii="Consolas" w:hAnsi="Consolas"/><w:sz w:val="17"/><w:color w:val="1A202C"/></w:rPr><w:t xml:space="preserve">    END IF;</w:t></w:r></w:p>
 <w:p><w:pPr><w:pStyle w:val="CodeBlock"/></w:pPr><w:r><w:rPr><w:rFonts w:ascii="Consolas" w:hAnsi="Consolas"/><w:sz w:val="17"/><w:color w:val="1A202C"/></w:rPr><w:t xml:space="preserve">    RETURN NEW;</w:t></w:r></w:p>
@@ -789,8 +803,11 @@
 <w:p><w:pPr><w:pStyle w:val="CodeBlock"/></w:pPr><w:r><w:rPr><w:rFonts w:ascii="Consolas" w:hAnsi="Consolas"/><w:sz w:val="17"/><w:color w:val="1A202C"/></w:rPr><w:t xml:space="preserve">        RETURN NEW;</w:t></w:r></w:p>
 <w:p><w:pPr><w:pStyle w:val="CodeBlock"/></w:pPr><w:r><w:rPr><w:rFonts w:ascii="Consolas" w:hAnsi="Consolas"/><w:sz w:val="17"/><w:color w:val="1A202C"/></w:rPr><w:t xml:space="preserve">    END IF;</w:t></w:r></w:p>
 <w:p><w:pPr><w:pStyle w:val="CodeBlock"/></w:pPr><w:r><w:rPr><w:rFonts w:ascii="Consolas" w:hAnsi="Consolas"/><w:sz w:val="17"/><w:color w:val="1A202C"/></w:rPr><w:t xml:space="preserve"></w:t></w:r></w:p>
-<w:p><w:pPr><w:pStyle w:val="CodeBlock"/></w:pPr><w:r><w:rPr><w:rFonts w:ascii="Consolas" w:hAnsi="Consolas"/><w:sz w:val="17"/><w:color w:val="1A202C"/></w:rPr><w:t xml:space="preserve">    -- Allow admin override</w:t></w:r></w:p>
-<w:p><w:pPr><w:pStyle w:val="CodeBlock"/></w:pPr><w:r><w:rPr><w:rFonts w:ascii="Consolas" w:hAnsi="Consolas"/><w:sz w:val="17"/><w:color w:val="1A202C"/></w:rPr><w:t xml:space="preserve">    IF public.is_admin() THEN</w:t></w:r></w:p>
+<w:p><w:pPr><w:pStyle w:val="CodeBlock"/></w:pPr><w:r><w:rPr><w:rFonts w:ascii="Consolas" w:hAnsi="Consolas"/><w:sz w:val="17"/><w:color w:val="1A202C"/></w:rPr><w:t xml:space="preserve">    -- Allow admin, superuser, and SQL Editor override</w:t></w:r></w:p>
+<w:p><w:pPr><w:pStyle w:val="CodeBlock"/></w:pPr><w:r><w:rPr><w:rFonts w:ascii="Consolas" w:hAnsi="Consolas"/><w:sz w:val="17"/><w:color w:val="1A202C"/></w:rPr><w:t xml:space="preserve">    IF current_user IN ('postgres', 'service_role', 'supabase_admin') </w:t></w:r></w:p>
+<w:p><w:pPr><w:pStyle w:val="CodeBlock"/></w:pPr><w:r><w:rPr><w:rFonts w:ascii="Consolas" w:hAnsi="Consolas"/><w:sz w:val="17"/><w:color w:val="1A202C"/></w:rPr><w:t xml:space="preserve">       OR auth.role() = 'service_role' </w:t></w:r></w:p>
+<w:p><w:pPr><w:pStyle w:val="CodeBlock"/></w:pPr><w:r><w:rPr><w:rFonts w:ascii="Consolas" w:hAnsi="Consolas"/><w:sz w:val="17"/><w:color w:val="1A202C"/></w:rPr><w:t xml:space="preserve">       OR auth.uid() IS NULL </w:t></w:r></w:p>
+<w:p><w:pPr><w:pStyle w:val="CodeBlock"/></w:pPr><w:r><w:rPr><w:rFonts w:ascii="Consolas" w:hAnsi="Consolas"/><w:sz w:val="17"/><w:color w:val="1A202C"/></w:rPr><w:t xml:space="preserve">       OR public.is_admin() THEN</w:t></w:r></w:p>
 <w:p><w:pPr><w:pStyle w:val="CodeBlock"/></w:pPr><w:r><w:rPr><w:rFonts w:ascii="Consolas" w:hAnsi="Consolas"/><w:sz w:val="17"/><w:color w:val="1A202C"/></w:rPr><w:t xml:space="preserve">        RETURN NEW;</w:t></w:r></w:p>
 <w:p><w:pPr><w:pStyle w:val="CodeBlock"/></w:pPr><w:r><w:rPr><w:rFonts w:ascii="Consolas" w:hAnsi="Consolas"/><w:sz w:val="17"/><w:color w:val="1A202C"/></w:rPr><w:t xml:space="preserve">    END IF;</w:t></w:r></w:p>
 <w:p><w:pPr><w:pStyle w:val="CodeBlock"/></w:pPr><w:r><w:rPr><w:rFonts w:ascii="Consolas" w:hAnsi="Consolas"/><w:sz w:val="17"/><w:color w:val="1A202C"/></w:rPr><w:t xml:space="preserve"></w:t></w:r></w:p>
